--- a/src/main/resources/Notes/CoreJava.docx
+++ b/src/main/resources/Notes/CoreJava.docx
@@ -450,7 +450,6 @@
             <w:insideH w:val="none" w:color="auto" w:sz="0" w:space="0"/>
             <w:insideV w:val="none" w:color="auto" w:sz="0" w:space="0"/>
           </w:tblBorders>
-          <w:shd w:val="clear" w:color="auto" w:fill="FCFCFC"/>
           <w:tblCellMar>
             <w:top w:w="15" w:type="dxa"/>
             <w:left w:w="15" w:type="dxa"/>
@@ -1414,7 +1413,6 @@
           <w:spacing w:val="0"/>
           <w:sz w:val="21"/>
           <w:szCs w:val="21"/>
-          <w:bdr w:val="none" w:color="auto" w:sz="0" w:space="0"/>
           <w:shd w:val="clear" w:fill="FFFFFF"/>
         </w:rPr>
       </w:pPr>
@@ -1428,7 +1426,6 @@
           <w:spacing w:val="0"/>
           <w:sz w:val="21"/>
           <w:szCs w:val="21"/>
-          <w:bdr w:val="none" w:color="auto" w:sz="0" w:space="0"/>
           <w:shd w:val="clear" w:fill="FFFFFF"/>
         </w:rPr>
         <w:t>public</w:t>
@@ -1444,7 +1441,6 @@
           <w:spacing w:val="0"/>
           <w:sz w:val="21"/>
           <w:szCs w:val="21"/>
-          <w:bdr w:val="none" w:color="auto" w:sz="0" w:space="0"/>
           <w:shd w:val="clear" w:fill="FFFFFF"/>
         </w:rPr>
         <w:t xml:space="preserve"> </w:t>
@@ -1459,7 +1455,6 @@
           <w:spacing w:val="0"/>
           <w:sz w:val="21"/>
           <w:szCs w:val="21"/>
-          <w:bdr w:val="none" w:color="auto" w:sz="0" w:space="0"/>
           <w:shd w:val="clear" w:fill="FFFFFF"/>
         </w:rPr>
         <w:t>class</w:t>
@@ -1475,7 +1470,6 @@
           <w:spacing w:val="0"/>
           <w:sz w:val="21"/>
           <w:szCs w:val="21"/>
-          <w:bdr w:val="none" w:color="auto" w:sz="0" w:space="0"/>
           <w:shd w:val="clear" w:fill="FFFFFF"/>
         </w:rPr>
         <w:t xml:space="preserve"> </w:t>
@@ -1490,7 +1484,6 @@
           <w:spacing w:val="0"/>
           <w:sz w:val="21"/>
           <w:szCs w:val="21"/>
-          <w:bdr w:val="none" w:color="auto" w:sz="0" w:space="0"/>
           <w:shd w:val="clear" w:fill="FFFFFF"/>
         </w:rPr>
         <w:t>Main</w:t>
@@ -1506,7 +1499,6 @@
           <w:spacing w:val="0"/>
           <w:sz w:val="21"/>
           <w:szCs w:val="21"/>
-          <w:bdr w:val="none" w:color="auto" w:sz="0" w:space="0"/>
           <w:shd w:val="clear" w:fill="FFFFFF"/>
         </w:rPr>
         <w:t xml:space="preserve"> </w:t>
@@ -1521,7 +1513,6 @@
           <w:spacing w:val="0"/>
           <w:sz w:val="21"/>
           <w:szCs w:val="21"/>
-          <w:bdr w:val="none" w:color="auto" w:sz="0" w:space="0"/>
           <w:shd w:val="clear" w:fill="FFFFFF"/>
         </w:rPr>
         <w:t>{</w:t>
@@ -1555,7 +1546,6 @@
           <w:spacing w:val="0"/>
           <w:sz w:val="21"/>
           <w:szCs w:val="21"/>
-          <w:bdr w:val="none" w:color="auto" w:sz="0" w:space="0"/>
           <w:shd w:val="clear" w:fill="FFFFFF"/>
         </w:rPr>
       </w:pPr>
@@ -1570,7 +1560,6 @@
           <w:spacing w:val="0"/>
           <w:sz w:val="21"/>
           <w:szCs w:val="21"/>
-          <w:bdr w:val="none" w:color="auto" w:sz="0" w:space="0"/>
           <w:shd w:val="clear" w:fill="FFFFFF"/>
         </w:rPr>
         <w:t xml:space="preserve">  </w:t>
@@ -1585,7 +1574,6 @@
           <w:spacing w:val="0"/>
           <w:sz w:val="21"/>
           <w:szCs w:val="21"/>
-          <w:bdr w:val="none" w:color="auto" w:sz="0" w:space="0"/>
           <w:shd w:val="clear" w:fill="FFFFFF"/>
         </w:rPr>
         <w:t>public</w:t>
@@ -1601,7 +1589,6 @@
           <w:spacing w:val="0"/>
           <w:sz w:val="21"/>
           <w:szCs w:val="21"/>
-          <w:bdr w:val="none" w:color="auto" w:sz="0" w:space="0"/>
           <w:shd w:val="clear" w:fill="FFFFFF"/>
         </w:rPr>
         <w:t xml:space="preserve"> </w:t>
@@ -1616,7 +1603,6 @@
           <w:spacing w:val="0"/>
           <w:sz w:val="21"/>
           <w:szCs w:val="21"/>
-          <w:bdr w:val="none" w:color="auto" w:sz="0" w:space="0"/>
           <w:shd w:val="clear" w:fill="FFFFFF"/>
         </w:rPr>
         <w:t>static</w:t>
@@ -1632,7 +1618,6 @@
           <w:spacing w:val="0"/>
           <w:sz w:val="21"/>
           <w:szCs w:val="21"/>
-          <w:bdr w:val="none" w:color="auto" w:sz="0" w:space="0"/>
           <w:shd w:val="clear" w:fill="FFFFFF"/>
         </w:rPr>
         <w:t xml:space="preserve"> </w:t>
@@ -1647,7 +1632,6 @@
           <w:spacing w:val="0"/>
           <w:sz w:val="21"/>
           <w:szCs w:val="21"/>
-          <w:bdr w:val="none" w:color="auto" w:sz="0" w:space="0"/>
           <w:shd w:val="clear" w:fill="FFFFFF"/>
         </w:rPr>
         <w:t>void</w:t>
@@ -1663,7 +1647,6 @@
           <w:spacing w:val="0"/>
           <w:sz w:val="21"/>
           <w:szCs w:val="21"/>
-          <w:bdr w:val="none" w:color="auto" w:sz="0" w:space="0"/>
           <w:shd w:val="clear" w:fill="FFFFFF"/>
         </w:rPr>
         <w:t xml:space="preserve"> </w:t>
@@ -1678,7 +1661,6 @@
           <w:spacing w:val="0"/>
           <w:sz w:val="21"/>
           <w:szCs w:val="21"/>
-          <w:bdr w:val="none" w:color="auto" w:sz="0" w:space="0"/>
           <w:shd w:val="clear" w:fill="FFFFFF"/>
         </w:rPr>
         <w:t>main</w:t>
@@ -1693,7 +1675,6 @@
           <w:spacing w:val="0"/>
           <w:sz w:val="21"/>
           <w:szCs w:val="21"/>
-          <w:bdr w:val="none" w:color="auto" w:sz="0" w:space="0"/>
           <w:shd w:val="clear" w:fill="FFFFFF"/>
         </w:rPr>
         <w:t>(</w:t>
@@ -1708,7 +1689,6 @@
           <w:spacing w:val="0"/>
           <w:sz w:val="21"/>
           <w:szCs w:val="21"/>
-          <w:bdr w:val="none" w:color="auto" w:sz="0" w:space="0"/>
           <w:shd w:val="clear" w:fill="FFFFFF"/>
         </w:rPr>
         <w:t>String</w:t>
@@ -1723,7 +1703,6 @@
           <w:spacing w:val="0"/>
           <w:sz w:val="21"/>
           <w:szCs w:val="21"/>
-          <w:bdr w:val="none" w:color="auto" w:sz="0" w:space="0"/>
           <w:shd w:val="clear" w:fill="FFFFFF"/>
         </w:rPr>
         <w:t>[]</w:t>
@@ -1739,7 +1718,6 @@
           <w:spacing w:val="0"/>
           <w:sz w:val="21"/>
           <w:szCs w:val="21"/>
-          <w:bdr w:val="none" w:color="auto" w:sz="0" w:space="0"/>
           <w:shd w:val="clear" w:fill="FFFFFF"/>
         </w:rPr>
         <w:t xml:space="preserve"> args</w:t>
@@ -1754,7 +1732,6 @@
           <w:spacing w:val="0"/>
           <w:sz w:val="21"/>
           <w:szCs w:val="21"/>
-          <w:bdr w:val="none" w:color="auto" w:sz="0" w:space="0"/>
           <w:shd w:val="clear" w:fill="FFFFFF"/>
         </w:rPr>
         <w:t>)</w:t>
@@ -1770,7 +1747,6 @@
           <w:spacing w:val="0"/>
           <w:sz w:val="21"/>
           <w:szCs w:val="21"/>
-          <w:bdr w:val="none" w:color="auto" w:sz="0" w:space="0"/>
           <w:shd w:val="clear" w:fill="FFFFFF"/>
         </w:rPr>
         <w:t xml:space="preserve"> </w:t>
@@ -1785,7 +1761,6 @@
           <w:spacing w:val="0"/>
           <w:sz w:val="21"/>
           <w:szCs w:val="21"/>
-          <w:bdr w:val="none" w:color="auto" w:sz="0" w:space="0"/>
           <w:shd w:val="clear" w:fill="FFFFFF"/>
         </w:rPr>
         <w:t>{</w:t>
@@ -1819,7 +1794,6 @@
           <w:spacing w:val="0"/>
           <w:sz w:val="21"/>
           <w:szCs w:val="21"/>
-          <w:bdr w:val="none" w:color="auto" w:sz="0" w:space="0"/>
           <w:shd w:val="clear" w:fill="FFFFFF"/>
         </w:rPr>
       </w:pPr>
@@ -1834,7 +1808,6 @@
           <w:spacing w:val="0"/>
           <w:sz w:val="21"/>
           <w:szCs w:val="21"/>
-          <w:bdr w:val="none" w:color="auto" w:sz="0" w:space="0"/>
           <w:shd w:val="clear" w:fill="FFFFFF"/>
         </w:rPr>
         <w:t xml:space="preserve">    </w:t>
@@ -1849,7 +1822,6 @@
           <w:spacing w:val="0"/>
           <w:sz w:val="21"/>
           <w:szCs w:val="21"/>
-          <w:bdr w:val="none" w:color="auto" w:sz="0" w:space="0"/>
           <w:shd w:val="clear" w:fill="FFFFFF"/>
         </w:rPr>
         <w:t>System</w:t>
@@ -1864,7 +1836,6 @@
           <w:spacing w:val="0"/>
           <w:sz w:val="21"/>
           <w:szCs w:val="21"/>
-          <w:bdr w:val="none" w:color="auto" w:sz="0" w:space="0"/>
           <w:shd w:val="clear" w:fill="FFFFFF"/>
         </w:rPr>
         <w:t>.</w:t>
@@ -1880,7 +1851,6 @@
           <w:spacing w:val="0"/>
           <w:sz w:val="21"/>
           <w:szCs w:val="21"/>
-          <w:bdr w:val="none" w:color="auto" w:sz="0" w:space="0"/>
           <w:shd w:val="clear" w:fill="FFFFFF"/>
         </w:rPr>
         <w:t>out</w:t>
@@ -1895,7 +1865,6 @@
           <w:spacing w:val="0"/>
           <w:sz w:val="21"/>
           <w:szCs w:val="21"/>
-          <w:bdr w:val="none" w:color="auto" w:sz="0" w:space="0"/>
           <w:shd w:val="clear" w:fill="FFFFFF"/>
         </w:rPr>
         <w:t>.</w:t>
@@ -1910,7 +1879,6 @@
           <w:spacing w:val="0"/>
           <w:sz w:val="21"/>
           <w:szCs w:val="21"/>
-          <w:bdr w:val="none" w:color="auto" w:sz="0" w:space="0"/>
           <w:shd w:val="clear" w:fill="FFFFFF"/>
         </w:rPr>
         <w:t>println</w:t>
@@ -1925,7 +1893,6 @@
           <w:spacing w:val="0"/>
           <w:sz w:val="21"/>
           <w:szCs w:val="21"/>
-          <w:bdr w:val="none" w:color="auto" w:sz="0" w:space="0"/>
           <w:shd w:val="clear" w:fill="FFFFFF"/>
         </w:rPr>
         <w:t>(</w:t>
@@ -1940,7 +1907,6 @@
           <w:spacing w:val="0"/>
           <w:sz w:val="21"/>
           <w:szCs w:val="21"/>
-          <w:bdr w:val="none" w:color="auto" w:sz="0" w:space="0"/>
           <w:shd w:val="clear" w:fill="FFFFFF"/>
         </w:rPr>
         <w:t>"Hello World"</w:t>
@@ -1955,7 +1921,6 @@
           <w:spacing w:val="0"/>
           <w:sz w:val="21"/>
           <w:szCs w:val="21"/>
-          <w:bdr w:val="none" w:color="auto" w:sz="0" w:space="0"/>
           <w:shd w:val="clear" w:fill="FFFFFF"/>
         </w:rPr>
         <w:t>);</w:t>
@@ -1988,7 +1953,6 @@
           <w:spacing w:val="0"/>
           <w:sz w:val="21"/>
           <w:szCs w:val="21"/>
-          <w:bdr w:val="none" w:color="auto" w:sz="0" w:space="0"/>
           <w:shd w:val="clear" w:fill="FFFFFF"/>
         </w:rPr>
       </w:pPr>
@@ -2003,7 +1967,6 @@
           <w:spacing w:val="0"/>
           <w:sz w:val="21"/>
           <w:szCs w:val="21"/>
-          <w:bdr w:val="none" w:color="auto" w:sz="0" w:space="0"/>
           <w:shd w:val="clear" w:fill="FFFFFF"/>
         </w:rPr>
         <w:t xml:space="preserve">  </w:t>
@@ -2018,7 +1981,6 @@
           <w:spacing w:val="0"/>
           <w:sz w:val="21"/>
           <w:szCs w:val="21"/>
-          <w:bdr w:val="none" w:color="auto" w:sz="0" w:space="0"/>
           <w:shd w:val="clear" w:fill="FFFFFF"/>
         </w:rPr>
         <w:t>}</w:t>
@@ -2051,7 +2013,6 @@
           <w:spacing w:val="0"/>
           <w:sz w:val="21"/>
           <w:szCs w:val="21"/>
-          <w:bdr w:val="none" w:color="auto" w:sz="0" w:space="0"/>
           <w:shd w:val="clear" w:fill="FFFFFF"/>
         </w:rPr>
       </w:pPr>
@@ -2065,7 +2026,6 @@
           <w:spacing w:val="0"/>
           <w:sz w:val="21"/>
           <w:szCs w:val="21"/>
-          <w:bdr w:val="none" w:color="auto" w:sz="0" w:space="0"/>
           <w:shd w:val="clear" w:fill="FFFFFF"/>
         </w:rPr>
         <w:t>}</w:t>
@@ -2440,7 +2400,7 @@
       </w:r>
       <w:r>
         <w:rPr>
-          <w:rStyle w:val="19"/>
+          <w:rStyle w:val="20"/>
           <w:rFonts w:hint="default" w:ascii="Segoe UI" w:hAnsi="Segoe UI" w:eastAsia="Segoe UI" w:cs="Segoe UI"/>
           <w:b/>
           <w:bCs/>
@@ -2509,7 +2469,6 @@
           <w:spacing w:val="0"/>
           <w:sz w:val="24"/>
           <w:szCs w:val="24"/>
-          <w:bdr w:val="none" w:color="auto" w:sz="0" w:space="0"/>
         </w:rPr>
         <w:t>Main</w:t>
       </w:r>
@@ -2538,7 +2497,6 @@
           <w:spacing w:val="0"/>
           <w:sz w:val="24"/>
           <w:szCs w:val="24"/>
-          <w:bdr w:val="none" w:color="auto" w:sz="0" w:space="0"/>
         </w:rPr>
         <w:t>Main.java</w:t>
       </w:r>
@@ -3038,8 +2996,6 @@
           <w:lang w:val="en-IN"/>
         </w:rPr>
       </w:pPr>
-      <w:bookmarkStart w:id="0" w:name="_GoBack"/>
-      <w:bookmarkEnd w:id="0"/>
     </w:p>
     <w:p>
       <w:pPr>
@@ -3051,7 +3007,1897 @@
         </w:rPr>
       </w:pPr>
     </w:p>
-    <w:p/>
+    <w:p>
+      <w:pPr>
+        <w:rPr>
+          <w:rFonts w:hint="default" w:ascii="Segoe UI" w:hAnsi="Segoe UI" w:eastAsia="Segoe UI" w:cs="Segoe UI"/>
+          <w:i w:val="0"/>
+          <w:iCs w:val="0"/>
+          <w:caps w:val="0"/>
+          <w:color w:val="000000"/>
+          <w:spacing w:val="0"/>
+          <w:sz w:val="24"/>
+          <w:szCs w:val="24"/>
+          <w:shd w:val="clear" w:fill="FFFFFF"/>
+        </w:rPr>
+      </w:pPr>
+      <w:r>
+        <w:rPr>
+          <w:rFonts w:ascii="Segoe UI" w:hAnsi="Segoe UI" w:eastAsia="Segoe UI" w:cs="Segoe UI"/>
+          <w:i w:val="0"/>
+          <w:iCs w:val="0"/>
+          <w:caps w:val="0"/>
+          <w:color w:val="000000"/>
+          <w:spacing w:val="0"/>
+          <w:sz w:val="24"/>
+          <w:szCs w:val="24"/>
+          <w:shd w:val="clear" w:fill="FFFFFF"/>
+        </w:rPr>
+        <w:t xml:space="preserve">list of </w:t>
+      </w:r>
+      <w:r>
+        <w:rPr>
+          <w:rFonts w:ascii="Segoe UI" w:hAnsi="Segoe UI" w:eastAsia="Segoe UI" w:cs="Segoe UI"/>
+          <w:b/>
+          <w:bCs/>
+          <w:i w:val="0"/>
+          <w:iCs w:val="0"/>
+          <w:caps w:val="0"/>
+          <w:color w:val="000000"/>
+          <w:spacing w:val="0"/>
+          <w:sz w:val="24"/>
+          <w:szCs w:val="24"/>
+          <w:shd w:val="clear" w:fill="FFFFFF"/>
+        </w:rPr>
+        <w:t>instructions</w:t>
+      </w:r>
+      <w:r>
+        <w:rPr>
+          <w:rFonts w:hint="default" w:ascii="Segoe UI" w:hAnsi="Segoe UI" w:eastAsia="Segoe UI" w:cs="Segoe UI"/>
+          <w:b/>
+          <w:bCs/>
+          <w:i w:val="0"/>
+          <w:iCs w:val="0"/>
+          <w:caps w:val="0"/>
+          <w:color w:val="000000"/>
+          <w:spacing w:val="0"/>
+          <w:sz w:val="24"/>
+          <w:szCs w:val="24"/>
+          <w:shd w:val="clear" w:fill="FFFFFF"/>
+          <w:lang w:val="en-IN"/>
+        </w:rPr>
+        <w:t xml:space="preserve"> </w:t>
+      </w:r>
+      <w:r>
+        <w:rPr>
+          <w:rFonts w:ascii="Segoe UI" w:hAnsi="Segoe UI" w:eastAsia="Segoe UI" w:cs="Segoe UI"/>
+          <w:i w:val="0"/>
+          <w:iCs w:val="0"/>
+          <w:caps w:val="0"/>
+          <w:color w:val="000000"/>
+          <w:spacing w:val="0"/>
+          <w:sz w:val="24"/>
+          <w:szCs w:val="24"/>
+          <w:shd w:val="clear" w:fill="FFFFFF"/>
+        </w:rPr>
+        <w:t xml:space="preserve">are called </w:t>
+      </w:r>
+      <w:r>
+        <w:rPr>
+          <w:rStyle w:val="20"/>
+          <w:rFonts w:hint="default" w:ascii="Segoe UI" w:hAnsi="Segoe UI" w:eastAsia="Segoe UI" w:cs="Segoe UI"/>
+          <w:b/>
+          <w:bCs/>
+          <w:i w:val="0"/>
+          <w:iCs w:val="0"/>
+          <w:caps w:val="0"/>
+          <w:color w:val="000000"/>
+          <w:spacing w:val="0"/>
+          <w:sz w:val="24"/>
+          <w:szCs w:val="24"/>
+          <w:shd w:val="clear" w:fill="FFFFFF"/>
+        </w:rPr>
+        <w:t>statements</w:t>
+      </w:r>
+      <w:r>
+        <w:rPr>
+          <w:rFonts w:hint="default" w:ascii="Segoe UI" w:hAnsi="Segoe UI" w:eastAsia="Segoe UI" w:cs="Segoe UI"/>
+          <w:i w:val="0"/>
+          <w:iCs w:val="0"/>
+          <w:caps w:val="0"/>
+          <w:color w:val="000000"/>
+          <w:spacing w:val="0"/>
+          <w:sz w:val="24"/>
+          <w:szCs w:val="24"/>
+          <w:shd w:val="clear" w:fill="FFFFFF"/>
+        </w:rPr>
+        <w:t>.</w:t>
+      </w:r>
+    </w:p>
+    <w:p>
+      <w:pPr>
+        <w:pStyle w:val="3"/>
+        <w:keepNext w:val="0"/>
+        <w:keepLines w:val="0"/>
+        <w:widowControl/>
+        <w:suppressLineNumbers w:val="0"/>
+        <w:spacing w:before="100" w:beforeAutospacing="0" w:after="100" w:afterAutospacing="0"/>
+        <w:ind w:left="0" w:right="0" w:firstLine="0"/>
+        <w:rPr>
+          <w:rFonts w:hint="default" w:ascii="Segoe UI" w:hAnsi="Segoe UI" w:eastAsia="Segoe UI" w:cs="Segoe UI"/>
+          <w:i w:val="0"/>
+          <w:iCs w:val="0"/>
+          <w:caps w:val="0"/>
+          <w:color w:val="000000"/>
+          <w:spacing w:val="0"/>
+          <w:sz w:val="28"/>
+          <w:szCs w:val="28"/>
+        </w:rPr>
+      </w:pPr>
+      <w:r>
+        <w:rPr>
+          <w:rFonts w:hint="default" w:ascii="Segoe UI" w:hAnsi="Segoe UI" w:eastAsia="Segoe UI" w:cs="Segoe UI"/>
+          <w:i w:val="0"/>
+          <w:iCs w:val="0"/>
+          <w:caps w:val="0"/>
+          <w:color w:val="000000"/>
+          <w:spacing w:val="0"/>
+          <w:sz w:val="28"/>
+          <w:szCs w:val="28"/>
+        </w:rPr>
+        <w:t>Print Text</w:t>
+      </w:r>
+    </w:p>
+    <w:p>
+      <w:pPr>
+        <w:pStyle w:val="3"/>
+        <w:keepNext w:val="0"/>
+        <w:keepLines w:val="0"/>
+        <w:widowControl/>
+        <w:suppressLineNumbers w:val="0"/>
+        <w:spacing w:before="100" w:beforeAutospacing="0" w:after="100" w:afterAutospacing="0"/>
+        <w:ind w:left="0" w:right="0" w:firstLine="0"/>
+        <w:rPr>
+          <w:rFonts w:hint="default" w:ascii="Consolas" w:hAnsi="Consolas" w:eastAsia="Consolas" w:cs="Consolas"/>
+          <w:i w:val="0"/>
+          <w:iCs w:val="0"/>
+          <w:caps w:val="0"/>
+          <w:color w:val="999999"/>
+          <w:spacing w:val="0"/>
+          <w:sz w:val="21"/>
+          <w:szCs w:val="21"/>
+          <w:bdr w:val="none" w:color="auto" w:sz="0" w:space="0"/>
+          <w:shd w:val="clear" w:fill="FFFFFF"/>
+        </w:rPr>
+      </w:pPr>
+      <w:r>
+        <w:rPr>
+          <w:rFonts w:hint="default" w:ascii="Consolas" w:hAnsi="Consolas" w:eastAsia="Consolas" w:cs="Consolas"/>
+          <w:i w:val="0"/>
+          <w:iCs w:val="0"/>
+          <w:caps w:val="0"/>
+          <w:color w:val="DD4A68"/>
+          <w:spacing w:val="0"/>
+          <w:sz w:val="21"/>
+          <w:szCs w:val="21"/>
+          <w:bdr w:val="none" w:color="auto" w:sz="0" w:space="0"/>
+          <w:shd w:val="clear" w:fill="FFFFFF"/>
+        </w:rPr>
+        <w:t>System</w:t>
+      </w:r>
+      <w:r>
+        <w:rPr>
+          <w:rFonts w:hint="default" w:ascii="Consolas" w:hAnsi="Consolas" w:eastAsia="Consolas" w:cs="Consolas"/>
+          <w:i w:val="0"/>
+          <w:iCs w:val="0"/>
+          <w:caps w:val="0"/>
+          <w:color w:val="999999"/>
+          <w:spacing w:val="0"/>
+          <w:sz w:val="21"/>
+          <w:szCs w:val="21"/>
+          <w:bdr w:val="none" w:color="auto" w:sz="0" w:space="0"/>
+          <w:shd w:val="clear" w:fill="FFFFFF"/>
+        </w:rPr>
+        <w:t>.</w:t>
+      </w:r>
+      <w:r>
+        <w:rPr>
+          <w:rStyle w:val="16"/>
+          <w:rFonts w:hint="default" w:ascii="Consolas" w:hAnsi="Consolas" w:eastAsia="Consolas" w:cs="Consolas"/>
+          <w:i w:val="0"/>
+          <w:iCs w:val="0"/>
+          <w:caps w:val="0"/>
+          <w:color w:val="000000"/>
+          <w:spacing w:val="0"/>
+          <w:sz w:val="21"/>
+          <w:szCs w:val="21"/>
+          <w:bdr w:val="none" w:color="auto" w:sz="0" w:space="0"/>
+          <w:shd w:val="clear" w:fill="FFFFFF"/>
+        </w:rPr>
+        <w:t>out</w:t>
+      </w:r>
+      <w:r>
+        <w:rPr>
+          <w:rFonts w:hint="default" w:ascii="Consolas" w:hAnsi="Consolas" w:eastAsia="Consolas" w:cs="Consolas"/>
+          <w:i w:val="0"/>
+          <w:iCs w:val="0"/>
+          <w:caps w:val="0"/>
+          <w:color w:val="999999"/>
+          <w:spacing w:val="0"/>
+          <w:sz w:val="21"/>
+          <w:szCs w:val="21"/>
+          <w:bdr w:val="none" w:color="auto" w:sz="0" w:space="0"/>
+          <w:shd w:val="clear" w:fill="FFFFFF"/>
+        </w:rPr>
+        <w:t>.</w:t>
+      </w:r>
+      <w:r>
+        <w:rPr>
+          <w:rFonts w:hint="default" w:ascii="Consolas" w:hAnsi="Consolas" w:eastAsia="Consolas" w:cs="Consolas"/>
+          <w:i w:val="0"/>
+          <w:iCs w:val="0"/>
+          <w:caps w:val="0"/>
+          <w:color w:val="DD4A68"/>
+          <w:spacing w:val="0"/>
+          <w:sz w:val="21"/>
+          <w:szCs w:val="21"/>
+          <w:bdr w:val="none" w:color="auto" w:sz="0" w:space="0"/>
+          <w:shd w:val="clear" w:fill="FFFFFF"/>
+        </w:rPr>
+        <w:t>println</w:t>
+      </w:r>
+      <w:r>
+        <w:rPr>
+          <w:rFonts w:hint="default" w:ascii="Consolas" w:hAnsi="Consolas" w:eastAsia="Consolas" w:cs="Consolas"/>
+          <w:i w:val="0"/>
+          <w:iCs w:val="0"/>
+          <w:caps w:val="0"/>
+          <w:color w:val="999999"/>
+          <w:spacing w:val="0"/>
+          <w:sz w:val="21"/>
+          <w:szCs w:val="21"/>
+          <w:bdr w:val="none" w:color="auto" w:sz="0" w:space="0"/>
+          <w:shd w:val="clear" w:fill="FFFFFF"/>
+        </w:rPr>
+        <w:t>(</w:t>
+      </w:r>
+      <w:r>
+        <w:rPr>
+          <w:rFonts w:hint="default" w:ascii="Consolas" w:hAnsi="Consolas" w:eastAsia="Consolas" w:cs="Consolas"/>
+          <w:i w:val="0"/>
+          <w:iCs w:val="0"/>
+          <w:caps w:val="0"/>
+          <w:color w:val="669900"/>
+          <w:spacing w:val="0"/>
+          <w:sz w:val="21"/>
+          <w:szCs w:val="21"/>
+          <w:bdr w:val="none" w:color="auto" w:sz="0" w:space="0"/>
+          <w:shd w:val="clear" w:fill="FFFFFF"/>
+        </w:rPr>
+        <w:t>"Hello World!"</w:t>
+      </w:r>
+      <w:r>
+        <w:rPr>
+          <w:rFonts w:hint="default" w:ascii="Consolas" w:hAnsi="Consolas" w:eastAsia="Consolas" w:cs="Consolas"/>
+          <w:i w:val="0"/>
+          <w:iCs w:val="0"/>
+          <w:caps w:val="0"/>
+          <w:color w:val="999999"/>
+          <w:spacing w:val="0"/>
+          <w:sz w:val="21"/>
+          <w:szCs w:val="21"/>
+          <w:bdr w:val="none" w:color="auto" w:sz="0" w:space="0"/>
+          <w:shd w:val="clear" w:fill="FFFFFF"/>
+        </w:rPr>
+        <w:t>);</w:t>
+      </w:r>
+    </w:p>
+    <w:p>
+      <w:pPr>
+        <w:rPr>
+          <w:rFonts w:hint="default" w:ascii="Segoe UI" w:hAnsi="Segoe UI" w:eastAsia="Segoe UI" w:cs="Segoe UI"/>
+          <w:i w:val="0"/>
+          <w:iCs w:val="0"/>
+          <w:caps w:val="0"/>
+          <w:color w:val="000000"/>
+          <w:spacing w:val="0"/>
+          <w:sz w:val="24"/>
+          <w:szCs w:val="24"/>
+          <w:shd w:val="clear" w:fill="FFFFFF"/>
+          <w:lang w:val="en-IN"/>
+        </w:rPr>
+      </w:pPr>
+      <w:r>
+        <w:rPr>
+          <w:rFonts w:hint="default" w:ascii="Consolas" w:hAnsi="Consolas" w:eastAsia="Consolas" w:cs="Consolas"/>
+          <w:i w:val="0"/>
+          <w:iCs w:val="0"/>
+          <w:caps w:val="0"/>
+          <w:color w:val="DD4A68"/>
+          <w:spacing w:val="0"/>
+          <w:sz w:val="21"/>
+          <w:szCs w:val="21"/>
+          <w:shd w:val="clear" w:fill="FFFFFF"/>
+          <w:lang w:val="en-IN"/>
+        </w:rPr>
+        <w:t>p</w:t>
+      </w:r>
+      <w:r>
+        <w:rPr>
+          <w:rFonts w:hint="default" w:ascii="Consolas" w:hAnsi="Consolas" w:eastAsia="Consolas" w:cs="Consolas"/>
+          <w:i w:val="0"/>
+          <w:iCs w:val="0"/>
+          <w:caps w:val="0"/>
+          <w:color w:val="DD4A68"/>
+          <w:spacing w:val="0"/>
+          <w:sz w:val="21"/>
+          <w:szCs w:val="21"/>
+          <w:shd w:val="clear" w:fill="FFFFFF"/>
+        </w:rPr>
+        <w:t>rintln</w:t>
+      </w:r>
+      <w:r>
+        <w:rPr>
+          <w:rFonts w:hint="default" w:ascii="Consolas" w:hAnsi="Consolas" w:eastAsia="Consolas" w:cs="Consolas"/>
+          <w:i w:val="0"/>
+          <w:iCs w:val="0"/>
+          <w:caps w:val="0"/>
+          <w:color w:val="DD4A68"/>
+          <w:spacing w:val="0"/>
+          <w:sz w:val="21"/>
+          <w:szCs w:val="21"/>
+          <w:shd w:val="clear" w:fill="FFFFFF"/>
+          <w:lang w:val="en-IN"/>
+        </w:rPr>
+        <w:t xml:space="preserve"> </w:t>
+      </w:r>
+      <w:r>
+        <w:rPr>
+          <w:rFonts w:ascii="Segoe UI" w:hAnsi="Segoe UI" w:eastAsia="Segoe UI" w:cs="Segoe UI"/>
+          <w:i w:val="0"/>
+          <w:iCs w:val="0"/>
+          <w:caps w:val="0"/>
+          <w:color w:val="000000"/>
+          <w:spacing w:val="0"/>
+          <w:sz w:val="24"/>
+          <w:szCs w:val="24"/>
+          <w:shd w:val="clear" w:fill="FFFFFF"/>
+        </w:rPr>
+        <w:t>will add a new line for each method</w:t>
+      </w:r>
+      <w:r>
+        <w:rPr>
+          <w:rFonts w:hint="default" w:ascii="Segoe UI" w:hAnsi="Segoe UI" w:eastAsia="Segoe UI" w:cs="Segoe UI"/>
+          <w:i w:val="0"/>
+          <w:iCs w:val="0"/>
+          <w:caps w:val="0"/>
+          <w:color w:val="000000"/>
+          <w:spacing w:val="0"/>
+          <w:sz w:val="24"/>
+          <w:szCs w:val="24"/>
+          <w:shd w:val="clear" w:fill="FFFFFF"/>
+          <w:lang w:val="en-IN"/>
+        </w:rPr>
+        <w:t>.</w:t>
+      </w:r>
+    </w:p>
+    <w:p>
+      <w:pPr>
+        <w:rPr>
+          <w:rFonts w:hint="default" w:ascii="Segoe UI" w:hAnsi="Segoe UI" w:eastAsia="Segoe UI" w:cs="Segoe UI"/>
+          <w:i w:val="0"/>
+          <w:iCs w:val="0"/>
+          <w:caps w:val="0"/>
+          <w:color w:val="000000"/>
+          <w:spacing w:val="0"/>
+          <w:sz w:val="24"/>
+          <w:szCs w:val="24"/>
+          <w:shd w:val="clear" w:fill="FFFFFF"/>
+        </w:rPr>
+      </w:pPr>
+      <w:r>
+        <w:rPr>
+          <w:rFonts w:ascii="Segoe UI" w:hAnsi="Segoe UI" w:eastAsia="Segoe UI" w:cs="Segoe UI"/>
+          <w:i w:val="0"/>
+          <w:iCs w:val="0"/>
+          <w:caps w:val="0"/>
+          <w:color w:val="000000"/>
+          <w:spacing w:val="0"/>
+          <w:sz w:val="24"/>
+          <w:szCs w:val="24"/>
+          <w:shd w:val="clear" w:fill="FFFFFF"/>
+        </w:rPr>
+        <w:t xml:space="preserve">Text must be wrapped inside double quotations marks </w:t>
+      </w:r>
+      <w:r>
+        <w:rPr>
+          <w:rStyle w:val="16"/>
+          <w:rFonts w:ascii="Consolas" w:hAnsi="Consolas" w:eastAsia="Consolas" w:cs="Consolas"/>
+          <w:i w:val="0"/>
+          <w:iCs w:val="0"/>
+          <w:caps w:val="0"/>
+          <w:color w:val="DC143C"/>
+          <w:spacing w:val="0"/>
+          <w:sz w:val="24"/>
+          <w:szCs w:val="24"/>
+          <w:bdr w:val="none" w:color="auto" w:sz="0" w:space="0"/>
+        </w:rPr>
+        <w:t>""</w:t>
+      </w:r>
+      <w:r>
+        <w:rPr>
+          <w:rFonts w:hint="default" w:ascii="Segoe UI" w:hAnsi="Segoe UI" w:eastAsia="Segoe UI" w:cs="Segoe UI"/>
+          <w:i w:val="0"/>
+          <w:iCs w:val="0"/>
+          <w:caps w:val="0"/>
+          <w:color w:val="000000"/>
+          <w:spacing w:val="0"/>
+          <w:sz w:val="24"/>
+          <w:szCs w:val="24"/>
+          <w:shd w:val="clear" w:fill="FFFFFF"/>
+        </w:rPr>
+        <w:t>.</w:t>
+      </w:r>
+    </w:p>
+    <w:p>
+      <w:pPr>
+        <w:rPr>
+          <w:rFonts w:hint="default" w:ascii="Segoe UI" w:hAnsi="Segoe UI" w:eastAsia="Segoe UI" w:cs="Segoe UI"/>
+          <w:i w:val="0"/>
+          <w:iCs w:val="0"/>
+          <w:caps w:val="0"/>
+          <w:color w:val="000000"/>
+          <w:spacing w:val="0"/>
+          <w:sz w:val="24"/>
+          <w:szCs w:val="24"/>
+          <w:shd w:val="clear" w:fill="FFFFFF"/>
+          <w:lang w:val="en-IN"/>
+        </w:rPr>
+      </w:pPr>
+      <w:r>
+        <w:rPr>
+          <w:rFonts w:ascii="Segoe UI" w:hAnsi="Segoe UI" w:eastAsia="Segoe UI" w:cs="Segoe UI"/>
+          <w:i w:val="0"/>
+          <w:iCs w:val="0"/>
+          <w:caps w:val="0"/>
+          <w:color w:val="000000"/>
+          <w:spacing w:val="0"/>
+          <w:sz w:val="24"/>
+          <w:szCs w:val="24"/>
+          <w:shd w:val="clear" w:fill="FFFFFF"/>
+        </w:rPr>
+        <w:t>If you forget the double quotes, an error occurs</w:t>
+      </w:r>
+      <w:r>
+        <w:rPr>
+          <w:rFonts w:hint="default" w:ascii="Segoe UI" w:hAnsi="Segoe UI" w:eastAsia="Segoe UI" w:cs="Segoe UI"/>
+          <w:i w:val="0"/>
+          <w:iCs w:val="0"/>
+          <w:caps w:val="0"/>
+          <w:color w:val="000000"/>
+          <w:spacing w:val="0"/>
+          <w:sz w:val="24"/>
+          <w:szCs w:val="24"/>
+          <w:shd w:val="clear" w:fill="FFFFFF"/>
+          <w:lang w:val="en-IN"/>
+        </w:rPr>
+        <w:t>.</w:t>
+      </w:r>
+    </w:p>
+    <w:p>
+      <w:pPr>
+        <w:rPr>
+          <w:rFonts w:ascii="Consolas" w:hAnsi="Consolas" w:eastAsia="Consolas" w:cs="Consolas"/>
+          <w:i w:val="0"/>
+          <w:iCs w:val="0"/>
+          <w:caps w:val="0"/>
+          <w:color w:val="DC143C"/>
+          <w:spacing w:val="0"/>
+          <w:sz w:val="28"/>
+          <w:szCs w:val="28"/>
+        </w:rPr>
+      </w:pPr>
+      <w:r>
+        <w:rPr>
+          <w:rFonts w:ascii="Consolas" w:hAnsi="Consolas" w:eastAsia="Consolas" w:cs="Consolas"/>
+          <w:i w:val="0"/>
+          <w:iCs w:val="0"/>
+          <w:caps w:val="0"/>
+          <w:color w:val="DC143C"/>
+          <w:spacing w:val="0"/>
+          <w:sz w:val="28"/>
+          <w:szCs w:val="28"/>
+        </w:rPr>
+        <w:t>print()</w:t>
+      </w:r>
+    </w:p>
+    <w:p>
+      <w:pPr>
+        <w:rPr>
+          <w:rFonts w:hint="default" w:ascii="Segoe UI" w:hAnsi="Segoe UI" w:eastAsia="Segoe UI" w:cs="Segoe UI"/>
+          <w:i w:val="0"/>
+          <w:iCs w:val="0"/>
+          <w:caps w:val="0"/>
+          <w:color w:val="000000"/>
+          <w:spacing w:val="0"/>
+          <w:sz w:val="24"/>
+          <w:szCs w:val="24"/>
+          <w:shd w:val="clear" w:fill="FFFFFF"/>
+          <w:lang w:val="en-IN"/>
+        </w:rPr>
+      </w:pPr>
+      <w:r>
+        <w:rPr>
+          <w:rFonts w:ascii="Segoe UI" w:hAnsi="Segoe UI" w:eastAsia="Segoe UI" w:cs="Segoe UI"/>
+          <w:i w:val="0"/>
+          <w:iCs w:val="0"/>
+          <w:caps w:val="0"/>
+          <w:color w:val="000000"/>
+          <w:spacing w:val="0"/>
+          <w:sz w:val="24"/>
+          <w:szCs w:val="24"/>
+          <w:shd w:val="clear" w:fill="FFFFFF"/>
+        </w:rPr>
+        <w:t>The only difference is that it does not insert a new line at the end of the output</w:t>
+      </w:r>
+      <w:r>
+        <w:rPr>
+          <w:rFonts w:hint="default" w:ascii="Segoe UI" w:hAnsi="Segoe UI" w:eastAsia="Segoe UI" w:cs="Segoe UI"/>
+          <w:i w:val="0"/>
+          <w:iCs w:val="0"/>
+          <w:caps w:val="0"/>
+          <w:color w:val="000000"/>
+          <w:spacing w:val="0"/>
+          <w:sz w:val="24"/>
+          <w:szCs w:val="24"/>
+          <w:shd w:val="clear" w:fill="FFFFFF"/>
+          <w:lang w:val="en-IN"/>
+        </w:rPr>
+        <w:t>.</w:t>
+      </w:r>
+    </w:p>
+    <w:p>
+      <w:pPr>
+        <w:pStyle w:val="3"/>
+        <w:keepNext w:val="0"/>
+        <w:keepLines w:val="0"/>
+        <w:widowControl/>
+        <w:suppressLineNumbers w:val="0"/>
+        <w:spacing w:before="100" w:beforeAutospacing="0" w:after="100" w:afterAutospacing="0"/>
+        <w:ind w:left="0" w:right="0" w:firstLine="0"/>
+        <w:rPr>
+          <w:rFonts w:hint="default" w:ascii="Segoe UI" w:hAnsi="Segoe UI" w:eastAsia="Segoe UI" w:cs="Segoe UI"/>
+          <w:i w:val="0"/>
+          <w:iCs w:val="0"/>
+          <w:caps w:val="0"/>
+          <w:color w:val="000000"/>
+          <w:spacing w:val="0"/>
+          <w:sz w:val="28"/>
+          <w:szCs w:val="28"/>
+        </w:rPr>
+      </w:pPr>
+      <w:r>
+        <w:rPr>
+          <w:rFonts w:hint="default" w:ascii="Segoe UI" w:hAnsi="Segoe UI" w:eastAsia="Segoe UI" w:cs="Segoe UI"/>
+          <w:i w:val="0"/>
+          <w:iCs w:val="0"/>
+          <w:caps w:val="0"/>
+          <w:color w:val="000000"/>
+          <w:spacing w:val="0"/>
+          <w:sz w:val="28"/>
+          <w:szCs w:val="28"/>
+        </w:rPr>
+        <w:t>Print Numbers</w:t>
+      </w:r>
+    </w:p>
+    <w:p>
+      <w:pPr>
+        <w:rPr>
+          <w:rFonts w:hint="default" w:ascii="Segoe UI" w:hAnsi="Segoe UI" w:eastAsia="Segoe UI" w:cs="Segoe UI"/>
+          <w:i w:val="0"/>
+          <w:iCs w:val="0"/>
+          <w:caps w:val="0"/>
+          <w:color w:val="000000"/>
+          <w:spacing w:val="0"/>
+          <w:sz w:val="24"/>
+          <w:szCs w:val="24"/>
+          <w:shd w:val="clear" w:fill="FFFFFF"/>
+          <w:lang w:val="en-IN"/>
+        </w:rPr>
+      </w:pPr>
+      <w:r>
+        <w:rPr>
+          <w:rFonts w:ascii="Segoe UI" w:hAnsi="Segoe UI" w:eastAsia="Segoe UI" w:cs="Segoe UI"/>
+          <w:i w:val="0"/>
+          <w:iCs w:val="0"/>
+          <w:caps w:val="0"/>
+          <w:color w:val="000000"/>
+          <w:spacing w:val="0"/>
+          <w:sz w:val="24"/>
+          <w:szCs w:val="24"/>
+          <w:shd w:val="clear" w:fill="FFFFFF"/>
+        </w:rPr>
+        <w:t>we don't put numbers inside double quotes</w:t>
+      </w:r>
+      <w:r>
+        <w:rPr>
+          <w:rFonts w:hint="default" w:ascii="Segoe UI" w:hAnsi="Segoe UI" w:eastAsia="Segoe UI" w:cs="Segoe UI"/>
+          <w:i w:val="0"/>
+          <w:iCs w:val="0"/>
+          <w:caps w:val="0"/>
+          <w:color w:val="000000"/>
+          <w:spacing w:val="0"/>
+          <w:sz w:val="24"/>
+          <w:szCs w:val="24"/>
+          <w:shd w:val="clear" w:fill="FFFFFF"/>
+          <w:lang w:val="en-IN"/>
+        </w:rPr>
+        <w:t>.</w:t>
+      </w:r>
+    </w:p>
+    <w:p>
+      <w:pPr>
+        <w:rPr>
+          <w:rFonts w:hint="default" w:ascii="Consolas" w:hAnsi="Consolas" w:eastAsia="Consolas" w:cs="Consolas"/>
+          <w:i w:val="0"/>
+          <w:iCs w:val="0"/>
+          <w:caps w:val="0"/>
+          <w:color w:val="999999"/>
+          <w:spacing w:val="0"/>
+          <w:sz w:val="21"/>
+          <w:szCs w:val="21"/>
+          <w:bdr w:val="none" w:color="auto" w:sz="0" w:space="0"/>
+          <w:shd w:val="clear" w:fill="FFFFFF"/>
+          <w:lang w:val="en-IN"/>
+        </w:rPr>
+      </w:pPr>
+      <w:r>
+        <w:rPr>
+          <w:rFonts w:hint="default" w:ascii="Consolas" w:hAnsi="Consolas" w:eastAsia="Consolas" w:cs="Consolas"/>
+          <w:i w:val="0"/>
+          <w:iCs w:val="0"/>
+          <w:caps w:val="0"/>
+          <w:color w:val="DD4A68"/>
+          <w:spacing w:val="0"/>
+          <w:sz w:val="21"/>
+          <w:szCs w:val="21"/>
+          <w:bdr w:val="none" w:color="auto" w:sz="0" w:space="0"/>
+          <w:shd w:val="clear" w:fill="FFFFFF"/>
+        </w:rPr>
+        <w:t>System</w:t>
+      </w:r>
+      <w:r>
+        <w:rPr>
+          <w:rFonts w:hint="default" w:ascii="Consolas" w:hAnsi="Consolas" w:eastAsia="Consolas" w:cs="Consolas"/>
+          <w:i w:val="0"/>
+          <w:iCs w:val="0"/>
+          <w:caps w:val="0"/>
+          <w:color w:val="999999"/>
+          <w:spacing w:val="0"/>
+          <w:sz w:val="21"/>
+          <w:szCs w:val="21"/>
+          <w:bdr w:val="none" w:color="auto" w:sz="0" w:space="0"/>
+          <w:shd w:val="clear" w:fill="FFFFFF"/>
+        </w:rPr>
+        <w:t>.</w:t>
+      </w:r>
+      <w:r>
+        <w:rPr>
+          <w:rStyle w:val="16"/>
+          <w:rFonts w:hint="default" w:ascii="Consolas" w:hAnsi="Consolas" w:eastAsia="Consolas" w:cs="Consolas"/>
+          <w:i w:val="0"/>
+          <w:iCs w:val="0"/>
+          <w:caps w:val="0"/>
+          <w:color w:val="000000"/>
+          <w:spacing w:val="0"/>
+          <w:sz w:val="21"/>
+          <w:szCs w:val="21"/>
+          <w:bdr w:val="none" w:color="auto" w:sz="0" w:space="0"/>
+          <w:shd w:val="clear" w:fill="FFFFFF"/>
+        </w:rPr>
+        <w:t>out</w:t>
+      </w:r>
+      <w:r>
+        <w:rPr>
+          <w:rFonts w:hint="default" w:ascii="Consolas" w:hAnsi="Consolas" w:eastAsia="Consolas" w:cs="Consolas"/>
+          <w:i w:val="0"/>
+          <w:iCs w:val="0"/>
+          <w:caps w:val="0"/>
+          <w:color w:val="999999"/>
+          <w:spacing w:val="0"/>
+          <w:sz w:val="21"/>
+          <w:szCs w:val="21"/>
+          <w:bdr w:val="none" w:color="auto" w:sz="0" w:space="0"/>
+          <w:shd w:val="clear" w:fill="FFFFFF"/>
+        </w:rPr>
+        <w:t>.</w:t>
+      </w:r>
+      <w:r>
+        <w:rPr>
+          <w:rFonts w:hint="default" w:ascii="Consolas" w:hAnsi="Consolas" w:eastAsia="Consolas" w:cs="Consolas"/>
+          <w:i w:val="0"/>
+          <w:iCs w:val="0"/>
+          <w:caps w:val="0"/>
+          <w:color w:val="DD4A68"/>
+          <w:spacing w:val="0"/>
+          <w:sz w:val="21"/>
+          <w:szCs w:val="21"/>
+          <w:bdr w:val="none" w:color="auto" w:sz="0" w:space="0"/>
+          <w:shd w:val="clear" w:fill="FFFFFF"/>
+        </w:rPr>
+        <w:t>println</w:t>
+      </w:r>
+      <w:r>
+        <w:rPr>
+          <w:rFonts w:hint="default" w:ascii="Consolas" w:hAnsi="Consolas" w:eastAsia="Consolas" w:cs="Consolas"/>
+          <w:i w:val="0"/>
+          <w:iCs w:val="0"/>
+          <w:caps w:val="0"/>
+          <w:color w:val="999999"/>
+          <w:spacing w:val="0"/>
+          <w:sz w:val="21"/>
+          <w:szCs w:val="21"/>
+          <w:bdr w:val="none" w:color="auto" w:sz="0" w:space="0"/>
+          <w:shd w:val="clear" w:fill="FFFFFF"/>
+        </w:rPr>
+        <w:t>(</w:t>
+      </w:r>
+      <w:r>
+        <w:rPr>
+          <w:rFonts w:hint="default" w:ascii="Consolas" w:hAnsi="Consolas" w:eastAsia="Consolas" w:cs="Consolas"/>
+          <w:i w:val="0"/>
+          <w:iCs w:val="0"/>
+          <w:caps w:val="0"/>
+          <w:color w:val="990055"/>
+          <w:spacing w:val="0"/>
+          <w:sz w:val="21"/>
+          <w:szCs w:val="21"/>
+          <w:bdr w:val="none" w:color="auto" w:sz="0" w:space="0"/>
+          <w:shd w:val="clear" w:fill="FFFFFF"/>
+        </w:rPr>
+        <w:t>3</w:t>
+      </w:r>
+      <w:r>
+        <w:rPr>
+          <w:rFonts w:hint="default" w:ascii="Consolas" w:hAnsi="Consolas" w:eastAsia="Consolas" w:cs="Consolas"/>
+          <w:i w:val="0"/>
+          <w:iCs w:val="0"/>
+          <w:caps w:val="0"/>
+          <w:color w:val="999999"/>
+          <w:spacing w:val="0"/>
+          <w:sz w:val="21"/>
+          <w:szCs w:val="21"/>
+          <w:bdr w:val="none" w:color="auto" w:sz="0" w:space="0"/>
+          <w:shd w:val="clear" w:fill="FFFFFF"/>
+        </w:rPr>
+        <w:t>);</w:t>
+      </w:r>
+      <w:r>
+        <w:rPr>
+          <w:rFonts w:hint="default" w:ascii="Consolas" w:hAnsi="Consolas" w:eastAsia="Consolas" w:cs="Consolas"/>
+          <w:i w:val="0"/>
+          <w:iCs w:val="0"/>
+          <w:caps w:val="0"/>
+          <w:color w:val="999999"/>
+          <w:spacing w:val="0"/>
+          <w:sz w:val="21"/>
+          <w:szCs w:val="21"/>
+          <w:bdr w:val="none" w:color="auto" w:sz="0" w:space="0"/>
+          <w:shd w:val="clear" w:fill="FFFFFF"/>
+          <w:lang w:val="en-IN"/>
+        </w:rPr>
+        <w:t>//3</w:t>
+      </w:r>
+    </w:p>
+    <w:p>
+      <w:pPr>
+        <w:rPr>
+          <w:rFonts w:hint="default" w:ascii="Consolas" w:hAnsi="Consolas" w:eastAsia="Consolas" w:cs="Consolas"/>
+          <w:i w:val="0"/>
+          <w:iCs w:val="0"/>
+          <w:caps w:val="0"/>
+          <w:color w:val="999999"/>
+          <w:spacing w:val="0"/>
+          <w:sz w:val="21"/>
+          <w:szCs w:val="21"/>
+          <w:bdr w:val="none" w:color="auto" w:sz="0" w:space="0"/>
+          <w:shd w:val="clear" w:fill="FFFFFF"/>
+          <w:lang w:val="en-IN"/>
+        </w:rPr>
+      </w:pPr>
+      <w:r>
+        <w:rPr>
+          <w:rFonts w:hint="default" w:ascii="Consolas" w:hAnsi="Consolas" w:eastAsia="Consolas" w:cs="Consolas"/>
+          <w:i w:val="0"/>
+          <w:iCs w:val="0"/>
+          <w:caps w:val="0"/>
+          <w:color w:val="DD4A68"/>
+          <w:spacing w:val="0"/>
+          <w:sz w:val="21"/>
+          <w:szCs w:val="21"/>
+          <w:bdr w:val="none" w:color="auto" w:sz="0" w:space="0"/>
+          <w:shd w:val="clear" w:fill="FFFFFF"/>
+        </w:rPr>
+        <w:t>System</w:t>
+      </w:r>
+      <w:r>
+        <w:rPr>
+          <w:rFonts w:hint="default" w:ascii="Consolas" w:hAnsi="Consolas" w:eastAsia="Consolas" w:cs="Consolas"/>
+          <w:i w:val="0"/>
+          <w:iCs w:val="0"/>
+          <w:caps w:val="0"/>
+          <w:color w:val="999999"/>
+          <w:spacing w:val="0"/>
+          <w:sz w:val="21"/>
+          <w:szCs w:val="21"/>
+          <w:bdr w:val="none" w:color="auto" w:sz="0" w:space="0"/>
+          <w:shd w:val="clear" w:fill="FFFFFF"/>
+        </w:rPr>
+        <w:t>.</w:t>
+      </w:r>
+      <w:r>
+        <w:rPr>
+          <w:rStyle w:val="16"/>
+          <w:rFonts w:hint="default" w:ascii="Consolas" w:hAnsi="Consolas" w:eastAsia="Consolas" w:cs="Consolas"/>
+          <w:i w:val="0"/>
+          <w:iCs w:val="0"/>
+          <w:caps w:val="0"/>
+          <w:color w:val="000000"/>
+          <w:spacing w:val="0"/>
+          <w:sz w:val="21"/>
+          <w:szCs w:val="21"/>
+          <w:bdr w:val="none" w:color="auto" w:sz="0" w:space="0"/>
+          <w:shd w:val="clear" w:fill="FFFFFF"/>
+        </w:rPr>
+        <w:t>out</w:t>
+      </w:r>
+      <w:r>
+        <w:rPr>
+          <w:rFonts w:hint="default" w:ascii="Consolas" w:hAnsi="Consolas" w:eastAsia="Consolas" w:cs="Consolas"/>
+          <w:i w:val="0"/>
+          <w:iCs w:val="0"/>
+          <w:caps w:val="0"/>
+          <w:color w:val="999999"/>
+          <w:spacing w:val="0"/>
+          <w:sz w:val="21"/>
+          <w:szCs w:val="21"/>
+          <w:bdr w:val="none" w:color="auto" w:sz="0" w:space="0"/>
+          <w:shd w:val="clear" w:fill="FFFFFF"/>
+        </w:rPr>
+        <w:t>.</w:t>
+      </w:r>
+      <w:r>
+        <w:rPr>
+          <w:rFonts w:hint="default" w:ascii="Consolas" w:hAnsi="Consolas" w:eastAsia="Consolas" w:cs="Consolas"/>
+          <w:i w:val="0"/>
+          <w:iCs w:val="0"/>
+          <w:caps w:val="0"/>
+          <w:color w:val="DD4A68"/>
+          <w:spacing w:val="0"/>
+          <w:sz w:val="21"/>
+          <w:szCs w:val="21"/>
+          <w:bdr w:val="none" w:color="auto" w:sz="0" w:space="0"/>
+          <w:shd w:val="clear" w:fill="FFFFFF"/>
+        </w:rPr>
+        <w:t>println</w:t>
+      </w:r>
+      <w:r>
+        <w:rPr>
+          <w:rFonts w:hint="default" w:ascii="Consolas" w:hAnsi="Consolas" w:eastAsia="Consolas" w:cs="Consolas"/>
+          <w:i w:val="0"/>
+          <w:iCs w:val="0"/>
+          <w:caps w:val="0"/>
+          <w:color w:val="999999"/>
+          <w:spacing w:val="0"/>
+          <w:sz w:val="21"/>
+          <w:szCs w:val="21"/>
+          <w:bdr w:val="none" w:color="auto" w:sz="0" w:space="0"/>
+          <w:shd w:val="clear" w:fill="FFFFFF"/>
+        </w:rPr>
+        <w:t>(</w:t>
+      </w:r>
+      <w:r>
+        <w:rPr>
+          <w:rFonts w:hint="default" w:ascii="Consolas" w:hAnsi="Consolas" w:eastAsia="Consolas" w:cs="Consolas"/>
+          <w:i w:val="0"/>
+          <w:iCs w:val="0"/>
+          <w:caps w:val="0"/>
+          <w:color w:val="990055"/>
+          <w:spacing w:val="0"/>
+          <w:sz w:val="21"/>
+          <w:szCs w:val="21"/>
+          <w:bdr w:val="none" w:color="auto" w:sz="0" w:space="0"/>
+          <w:shd w:val="clear" w:fill="FFFFFF"/>
+        </w:rPr>
+        <w:t>3</w:t>
+      </w:r>
+      <w:r>
+        <w:rPr>
+          <w:rStyle w:val="16"/>
+          <w:rFonts w:hint="default" w:ascii="Consolas" w:hAnsi="Consolas" w:eastAsia="Consolas" w:cs="Consolas"/>
+          <w:i w:val="0"/>
+          <w:iCs w:val="0"/>
+          <w:caps w:val="0"/>
+          <w:color w:val="000000"/>
+          <w:spacing w:val="0"/>
+          <w:sz w:val="21"/>
+          <w:szCs w:val="21"/>
+          <w:bdr w:val="none" w:color="auto" w:sz="0" w:space="0"/>
+          <w:shd w:val="clear" w:fill="FFFFFF"/>
+        </w:rPr>
+        <w:t xml:space="preserve"> </w:t>
+      </w:r>
+      <w:r>
+        <w:rPr>
+          <w:rFonts w:hint="default" w:ascii="Consolas" w:hAnsi="Consolas" w:eastAsia="Consolas" w:cs="Consolas"/>
+          <w:i w:val="0"/>
+          <w:iCs w:val="0"/>
+          <w:caps w:val="0"/>
+          <w:color w:val="9A6E3A"/>
+          <w:spacing w:val="0"/>
+          <w:sz w:val="21"/>
+          <w:szCs w:val="21"/>
+          <w:bdr w:val="none" w:color="auto" w:sz="0" w:space="0"/>
+          <w:shd w:val="clear" w:fill="FFFFFF"/>
+        </w:rPr>
+        <w:t>+</w:t>
+      </w:r>
+      <w:r>
+        <w:rPr>
+          <w:rStyle w:val="16"/>
+          <w:rFonts w:hint="default" w:ascii="Consolas" w:hAnsi="Consolas" w:eastAsia="Consolas" w:cs="Consolas"/>
+          <w:i w:val="0"/>
+          <w:iCs w:val="0"/>
+          <w:caps w:val="0"/>
+          <w:color w:val="000000"/>
+          <w:spacing w:val="0"/>
+          <w:sz w:val="21"/>
+          <w:szCs w:val="21"/>
+          <w:bdr w:val="none" w:color="auto" w:sz="0" w:space="0"/>
+          <w:shd w:val="clear" w:fill="FFFFFF"/>
+        </w:rPr>
+        <w:t xml:space="preserve"> </w:t>
+      </w:r>
+      <w:r>
+        <w:rPr>
+          <w:rFonts w:hint="default" w:ascii="Consolas" w:hAnsi="Consolas" w:eastAsia="Consolas" w:cs="Consolas"/>
+          <w:i w:val="0"/>
+          <w:iCs w:val="0"/>
+          <w:caps w:val="0"/>
+          <w:color w:val="990055"/>
+          <w:spacing w:val="0"/>
+          <w:sz w:val="21"/>
+          <w:szCs w:val="21"/>
+          <w:bdr w:val="none" w:color="auto" w:sz="0" w:space="0"/>
+          <w:shd w:val="clear" w:fill="FFFFFF"/>
+        </w:rPr>
+        <w:t>3</w:t>
+      </w:r>
+      <w:r>
+        <w:rPr>
+          <w:rFonts w:hint="default" w:ascii="Consolas" w:hAnsi="Consolas" w:eastAsia="Consolas" w:cs="Consolas"/>
+          <w:i w:val="0"/>
+          <w:iCs w:val="0"/>
+          <w:caps w:val="0"/>
+          <w:color w:val="999999"/>
+          <w:spacing w:val="0"/>
+          <w:sz w:val="21"/>
+          <w:szCs w:val="21"/>
+          <w:bdr w:val="none" w:color="auto" w:sz="0" w:space="0"/>
+          <w:shd w:val="clear" w:fill="FFFFFF"/>
+        </w:rPr>
+        <w:t>);</w:t>
+      </w:r>
+      <w:r>
+        <w:rPr>
+          <w:rFonts w:hint="default" w:ascii="Consolas" w:hAnsi="Consolas" w:eastAsia="Consolas" w:cs="Consolas"/>
+          <w:i w:val="0"/>
+          <w:iCs w:val="0"/>
+          <w:caps w:val="0"/>
+          <w:color w:val="999999"/>
+          <w:spacing w:val="0"/>
+          <w:sz w:val="21"/>
+          <w:szCs w:val="21"/>
+          <w:bdr w:val="none" w:color="auto" w:sz="0" w:space="0"/>
+          <w:shd w:val="clear" w:fill="FFFFFF"/>
+          <w:lang w:val="en-IN"/>
+        </w:rPr>
+        <w:t>//6</w:t>
+      </w:r>
+    </w:p>
+    <w:p>
+      <w:pPr>
+        <w:rPr>
+          <w:rFonts w:hint="default" w:ascii="Consolas" w:hAnsi="Consolas" w:eastAsia="Consolas" w:cs="Consolas"/>
+          <w:i w:val="0"/>
+          <w:iCs w:val="0"/>
+          <w:caps w:val="0"/>
+          <w:color w:val="999999"/>
+          <w:spacing w:val="0"/>
+          <w:sz w:val="21"/>
+          <w:szCs w:val="21"/>
+          <w:shd w:val="clear" w:fill="FFFFFF"/>
+          <w:lang w:val="en-IN"/>
+        </w:rPr>
+      </w:pPr>
+      <w:r>
+        <w:rPr>
+          <w:rFonts w:hint="default" w:ascii="Consolas" w:hAnsi="Consolas" w:eastAsia="Consolas" w:cs="Consolas"/>
+          <w:i w:val="0"/>
+          <w:iCs w:val="0"/>
+          <w:caps w:val="0"/>
+          <w:color w:val="DD4A68"/>
+          <w:spacing w:val="0"/>
+          <w:sz w:val="21"/>
+          <w:szCs w:val="21"/>
+          <w:shd w:val="clear" w:fill="FFFFFF"/>
+        </w:rPr>
+        <w:t>System</w:t>
+      </w:r>
+      <w:r>
+        <w:rPr>
+          <w:rFonts w:hint="default" w:ascii="Consolas" w:hAnsi="Consolas" w:eastAsia="Consolas" w:cs="Consolas"/>
+          <w:i w:val="0"/>
+          <w:iCs w:val="0"/>
+          <w:caps w:val="0"/>
+          <w:color w:val="999999"/>
+          <w:spacing w:val="0"/>
+          <w:sz w:val="21"/>
+          <w:szCs w:val="21"/>
+          <w:shd w:val="clear" w:fill="FFFFFF"/>
+        </w:rPr>
+        <w:t>.</w:t>
+      </w:r>
+      <w:r>
+        <w:rPr>
+          <w:rStyle w:val="16"/>
+          <w:rFonts w:hint="default" w:ascii="Consolas" w:hAnsi="Consolas" w:eastAsia="Consolas" w:cs="Consolas"/>
+          <w:i w:val="0"/>
+          <w:iCs w:val="0"/>
+          <w:caps w:val="0"/>
+          <w:color w:val="000000"/>
+          <w:spacing w:val="0"/>
+          <w:sz w:val="21"/>
+          <w:szCs w:val="21"/>
+          <w:shd w:val="clear" w:fill="FFFFFF"/>
+        </w:rPr>
+        <w:t>out</w:t>
+      </w:r>
+      <w:r>
+        <w:rPr>
+          <w:rFonts w:hint="default" w:ascii="Consolas" w:hAnsi="Consolas" w:eastAsia="Consolas" w:cs="Consolas"/>
+          <w:i w:val="0"/>
+          <w:iCs w:val="0"/>
+          <w:caps w:val="0"/>
+          <w:color w:val="999999"/>
+          <w:spacing w:val="0"/>
+          <w:sz w:val="21"/>
+          <w:szCs w:val="21"/>
+          <w:shd w:val="clear" w:fill="FFFFFF"/>
+        </w:rPr>
+        <w:t>.</w:t>
+      </w:r>
+      <w:r>
+        <w:rPr>
+          <w:rFonts w:hint="default" w:ascii="Consolas" w:hAnsi="Consolas" w:eastAsia="Consolas" w:cs="Consolas"/>
+          <w:i w:val="0"/>
+          <w:iCs w:val="0"/>
+          <w:caps w:val="0"/>
+          <w:color w:val="DD4A68"/>
+          <w:spacing w:val="0"/>
+          <w:sz w:val="21"/>
+          <w:szCs w:val="21"/>
+          <w:shd w:val="clear" w:fill="FFFFFF"/>
+        </w:rPr>
+        <w:t>println</w:t>
+      </w:r>
+      <w:r>
+        <w:rPr>
+          <w:rFonts w:hint="default" w:ascii="Consolas" w:hAnsi="Consolas" w:eastAsia="Consolas" w:cs="Consolas"/>
+          <w:i w:val="0"/>
+          <w:iCs w:val="0"/>
+          <w:caps w:val="0"/>
+          <w:color w:val="999999"/>
+          <w:spacing w:val="0"/>
+          <w:sz w:val="21"/>
+          <w:szCs w:val="21"/>
+          <w:shd w:val="clear" w:fill="FFFFFF"/>
+        </w:rPr>
+        <w:t>(</w:t>
+      </w:r>
+      <w:r>
+        <w:rPr>
+          <w:rFonts w:hint="default" w:ascii="Consolas" w:hAnsi="Consolas" w:eastAsia="Consolas" w:cs="Consolas"/>
+          <w:i w:val="0"/>
+          <w:iCs w:val="0"/>
+          <w:caps w:val="0"/>
+          <w:color w:val="999999"/>
+          <w:spacing w:val="0"/>
+          <w:sz w:val="21"/>
+          <w:szCs w:val="21"/>
+          <w:shd w:val="clear" w:fill="FFFFFF"/>
+          <w:lang w:val="en-IN"/>
+        </w:rPr>
+        <w:t>“15”+2</w:t>
+      </w:r>
+      <w:r>
+        <w:rPr>
+          <w:rFonts w:hint="default" w:ascii="Consolas" w:hAnsi="Consolas" w:eastAsia="Consolas" w:cs="Consolas"/>
+          <w:i w:val="0"/>
+          <w:iCs w:val="0"/>
+          <w:caps w:val="0"/>
+          <w:color w:val="999999"/>
+          <w:spacing w:val="0"/>
+          <w:sz w:val="21"/>
+          <w:szCs w:val="21"/>
+          <w:shd w:val="clear" w:fill="FFFFFF"/>
+        </w:rPr>
+        <w:t>);</w:t>
+      </w:r>
+      <w:r>
+        <w:rPr>
+          <w:rFonts w:hint="default" w:ascii="Consolas" w:hAnsi="Consolas" w:eastAsia="Consolas" w:cs="Consolas"/>
+          <w:i w:val="0"/>
+          <w:iCs w:val="0"/>
+          <w:caps w:val="0"/>
+          <w:color w:val="999999"/>
+          <w:spacing w:val="0"/>
+          <w:sz w:val="21"/>
+          <w:szCs w:val="21"/>
+          <w:shd w:val="clear" w:fill="FFFFFF"/>
+          <w:lang w:val="en-IN"/>
+        </w:rPr>
+        <w:t>//152</w:t>
+      </w:r>
+    </w:p>
+    <w:p>
+      <w:pPr>
+        <w:rPr>
+          <w:rFonts w:hint="default" w:ascii="Segoe UI" w:hAnsi="Segoe UI" w:eastAsia="Segoe UI" w:cs="Segoe UI"/>
+          <w:i w:val="0"/>
+          <w:iCs w:val="0"/>
+          <w:caps w:val="0"/>
+          <w:color w:val="000000"/>
+          <w:spacing w:val="0"/>
+          <w:sz w:val="28"/>
+          <w:szCs w:val="28"/>
+          <w:shd w:val="clear" w:fill="FFFFFF"/>
+          <w:lang w:val="en-IN"/>
+        </w:rPr>
+      </w:pPr>
+      <w:r>
+        <w:rPr>
+          <w:rFonts w:hint="default" w:ascii="Segoe UI" w:hAnsi="Segoe UI" w:eastAsia="Segoe UI" w:cs="Segoe UI"/>
+          <w:i w:val="0"/>
+          <w:iCs w:val="0"/>
+          <w:caps w:val="0"/>
+          <w:color w:val="000000"/>
+          <w:spacing w:val="0"/>
+          <w:sz w:val="28"/>
+          <w:szCs w:val="28"/>
+          <w:shd w:val="clear" w:fill="FFFFFF"/>
+          <w:lang w:val="en-IN"/>
+        </w:rPr>
+        <w:t>JAVA comments</w:t>
+      </w:r>
+    </w:p>
+    <w:p>
+      <w:pPr>
+        <w:rPr>
+          <w:rFonts w:hint="default" w:ascii="Segoe UI" w:hAnsi="Segoe UI" w:eastAsia="Segoe UI" w:cs="Segoe UI"/>
+          <w:i w:val="0"/>
+          <w:iCs w:val="0"/>
+          <w:caps w:val="0"/>
+          <w:color w:val="000000"/>
+          <w:spacing w:val="0"/>
+          <w:sz w:val="24"/>
+          <w:szCs w:val="24"/>
+          <w:shd w:val="clear" w:fill="FFFFFF"/>
+        </w:rPr>
+      </w:pPr>
+      <w:r>
+        <w:rPr>
+          <w:rFonts w:hint="default" w:ascii="Segoe UI" w:hAnsi="Segoe UI" w:eastAsia="Segoe UI" w:cs="Segoe UI"/>
+          <w:i w:val="0"/>
+          <w:iCs w:val="0"/>
+          <w:caps w:val="0"/>
+          <w:color w:val="000000"/>
+          <w:spacing w:val="0"/>
+          <w:sz w:val="24"/>
+          <w:szCs w:val="24"/>
+        </w:rPr>
+        <w:t>Single-line Comments</w:t>
+      </w:r>
+      <w:r>
+        <w:rPr>
+          <w:rFonts w:hint="default" w:ascii="Segoe UI" w:hAnsi="Segoe UI" w:eastAsia="Segoe UI" w:cs="Segoe UI"/>
+          <w:i w:val="0"/>
+          <w:iCs w:val="0"/>
+          <w:caps w:val="0"/>
+          <w:color w:val="000000"/>
+          <w:spacing w:val="0"/>
+          <w:sz w:val="24"/>
+          <w:szCs w:val="24"/>
+          <w:lang w:val="en-IN"/>
+        </w:rPr>
+        <w:t xml:space="preserve"> </w:t>
+      </w:r>
+      <w:r>
+        <w:rPr>
+          <w:rFonts w:ascii="Segoe UI" w:hAnsi="Segoe UI" w:eastAsia="Segoe UI" w:cs="Segoe UI"/>
+          <w:i w:val="0"/>
+          <w:iCs w:val="0"/>
+          <w:caps w:val="0"/>
+          <w:color w:val="000000"/>
+          <w:spacing w:val="0"/>
+          <w:sz w:val="24"/>
+          <w:szCs w:val="24"/>
+          <w:shd w:val="clear" w:fill="FFFFFF"/>
+        </w:rPr>
+        <w:t>start with two forward slashes (</w:t>
+      </w:r>
+      <w:r>
+        <w:rPr>
+          <w:rStyle w:val="16"/>
+          <w:rFonts w:ascii="Consolas" w:hAnsi="Consolas" w:eastAsia="Consolas" w:cs="Consolas"/>
+          <w:i w:val="0"/>
+          <w:iCs w:val="0"/>
+          <w:caps w:val="0"/>
+          <w:color w:val="DC143C"/>
+          <w:spacing w:val="0"/>
+          <w:sz w:val="24"/>
+          <w:szCs w:val="24"/>
+        </w:rPr>
+        <w:t>//</w:t>
+      </w:r>
+      <w:r>
+        <w:rPr>
+          <w:rFonts w:hint="default" w:ascii="Segoe UI" w:hAnsi="Segoe UI" w:eastAsia="Segoe UI" w:cs="Segoe UI"/>
+          <w:i w:val="0"/>
+          <w:iCs w:val="0"/>
+          <w:caps w:val="0"/>
+          <w:color w:val="000000"/>
+          <w:spacing w:val="0"/>
+          <w:sz w:val="24"/>
+          <w:szCs w:val="24"/>
+          <w:shd w:val="clear" w:fill="FFFFFF"/>
+        </w:rPr>
+        <w:t>).</w:t>
+      </w:r>
+    </w:p>
+    <w:p>
+      <w:pPr>
+        <w:rPr>
+          <w:rFonts w:hint="default" w:ascii="Segoe UI" w:hAnsi="Segoe UI" w:eastAsia="Segoe UI" w:cs="Segoe UI"/>
+          <w:i w:val="0"/>
+          <w:iCs w:val="0"/>
+          <w:caps w:val="0"/>
+          <w:color w:val="000000"/>
+          <w:spacing w:val="0"/>
+          <w:sz w:val="24"/>
+          <w:szCs w:val="24"/>
+          <w:shd w:val="clear" w:fill="FFFFFF"/>
+        </w:rPr>
+      </w:pPr>
+      <w:r>
+        <w:rPr>
+          <w:rFonts w:ascii="Segoe UI" w:hAnsi="Segoe UI" w:eastAsia="Segoe UI" w:cs="Segoe UI"/>
+          <w:i w:val="0"/>
+          <w:iCs w:val="0"/>
+          <w:caps w:val="0"/>
+          <w:color w:val="000000"/>
+          <w:spacing w:val="0"/>
+          <w:sz w:val="24"/>
+          <w:szCs w:val="24"/>
+          <w:shd w:val="clear" w:fill="FFFFFF"/>
+        </w:rPr>
+        <w:t xml:space="preserve">Any text between </w:t>
+      </w:r>
+      <w:r>
+        <w:rPr>
+          <w:rStyle w:val="16"/>
+          <w:rFonts w:ascii="Consolas" w:hAnsi="Consolas" w:eastAsia="Consolas" w:cs="Consolas"/>
+          <w:i w:val="0"/>
+          <w:iCs w:val="0"/>
+          <w:caps w:val="0"/>
+          <w:color w:val="DC143C"/>
+          <w:spacing w:val="0"/>
+          <w:sz w:val="24"/>
+          <w:szCs w:val="24"/>
+          <w:bdr w:val="none" w:color="auto" w:sz="0" w:space="0"/>
+        </w:rPr>
+        <w:t>//</w:t>
+      </w:r>
+      <w:r>
+        <w:rPr>
+          <w:rFonts w:hint="default" w:ascii="Segoe UI" w:hAnsi="Segoe UI" w:eastAsia="Segoe UI" w:cs="Segoe UI"/>
+          <w:i w:val="0"/>
+          <w:iCs w:val="0"/>
+          <w:caps w:val="0"/>
+          <w:color w:val="000000"/>
+          <w:spacing w:val="0"/>
+          <w:sz w:val="24"/>
+          <w:szCs w:val="24"/>
+          <w:shd w:val="clear" w:fill="FFFFFF"/>
+        </w:rPr>
+        <w:t xml:space="preserve"> and the end of the line is ignored by Java (will not be executed).</w:t>
+      </w:r>
+    </w:p>
+    <w:p>
+      <w:pPr>
+        <w:rPr>
+          <w:rFonts w:hint="default" w:ascii="Consolas" w:hAnsi="Consolas" w:eastAsia="Consolas" w:cs="Consolas"/>
+          <w:i w:val="0"/>
+          <w:iCs w:val="0"/>
+          <w:caps w:val="0"/>
+          <w:color w:val="708090"/>
+          <w:spacing w:val="0"/>
+          <w:sz w:val="21"/>
+          <w:szCs w:val="21"/>
+          <w:bdr w:val="none" w:color="auto" w:sz="0" w:space="0"/>
+          <w:shd w:val="clear" w:fill="FFFFFF"/>
+        </w:rPr>
+      </w:pPr>
+      <w:r>
+        <w:rPr>
+          <w:rFonts w:hint="default" w:ascii="Segoe UI" w:hAnsi="Segoe UI" w:eastAsia="Segoe UI" w:cs="Segoe UI"/>
+          <w:i w:val="0"/>
+          <w:iCs w:val="0"/>
+          <w:caps w:val="0"/>
+          <w:color w:val="000000"/>
+          <w:spacing w:val="0"/>
+          <w:sz w:val="24"/>
+          <w:szCs w:val="24"/>
+          <w:shd w:val="clear" w:fill="FFFFFF"/>
+          <w:lang w:val="en-IN"/>
+        </w:rPr>
+        <w:t xml:space="preserve">Ex : </w:t>
+      </w:r>
+      <w:r>
+        <w:rPr>
+          <w:rFonts w:hint="default" w:ascii="Consolas" w:hAnsi="Consolas" w:eastAsia="Consolas" w:cs="Consolas"/>
+          <w:i w:val="0"/>
+          <w:iCs w:val="0"/>
+          <w:caps w:val="0"/>
+          <w:color w:val="708090"/>
+          <w:spacing w:val="0"/>
+          <w:sz w:val="21"/>
+          <w:szCs w:val="21"/>
+          <w:bdr w:val="none" w:color="auto" w:sz="0" w:space="0"/>
+          <w:shd w:val="clear" w:fill="FFFFFF"/>
+        </w:rPr>
+        <w:t>// This is a comment</w:t>
+      </w:r>
+    </w:p>
+    <w:p>
+      <w:pPr>
+        <w:pStyle w:val="3"/>
+        <w:keepNext w:val="0"/>
+        <w:keepLines w:val="0"/>
+        <w:widowControl/>
+        <w:suppressLineNumbers w:val="0"/>
+        <w:spacing w:before="100" w:beforeAutospacing="0" w:after="100" w:afterAutospacing="0"/>
+        <w:ind w:left="0" w:right="0" w:firstLine="0"/>
+        <w:rPr>
+          <w:rFonts w:ascii="Segoe UI" w:hAnsi="Segoe UI" w:eastAsia="Segoe UI" w:cs="Segoe UI"/>
+          <w:i w:val="0"/>
+          <w:iCs w:val="0"/>
+          <w:caps w:val="0"/>
+          <w:color w:val="000000"/>
+          <w:spacing w:val="0"/>
+          <w:sz w:val="28"/>
+          <w:szCs w:val="28"/>
+        </w:rPr>
+      </w:pPr>
+      <w:r>
+        <w:rPr>
+          <w:rFonts w:hint="default" w:ascii="Segoe UI" w:hAnsi="Segoe UI" w:eastAsia="Segoe UI" w:cs="Segoe UI"/>
+          <w:i w:val="0"/>
+          <w:iCs w:val="0"/>
+          <w:caps w:val="0"/>
+          <w:color w:val="000000"/>
+          <w:spacing w:val="0"/>
+          <w:sz w:val="28"/>
+          <w:szCs w:val="28"/>
+        </w:rPr>
+        <w:t>Java Multi-line Comments</w:t>
+      </w:r>
+    </w:p>
+    <w:p>
+      <w:pPr>
+        <w:pStyle w:val="19"/>
+        <w:keepNext w:val="0"/>
+        <w:keepLines w:val="0"/>
+        <w:widowControl/>
+        <w:suppressLineNumbers w:val="0"/>
+        <w:spacing w:before="252" w:beforeAutospacing="0" w:after="252" w:afterAutospacing="0"/>
+        <w:ind w:left="0" w:firstLine="0"/>
+        <w:rPr>
+          <w:rFonts w:hint="default" w:ascii="Segoe UI" w:hAnsi="Segoe UI" w:eastAsia="Segoe UI" w:cs="Segoe UI"/>
+          <w:i w:val="0"/>
+          <w:iCs w:val="0"/>
+          <w:caps w:val="0"/>
+          <w:color w:val="000000"/>
+          <w:spacing w:val="0"/>
+          <w:sz w:val="24"/>
+          <w:szCs w:val="24"/>
+        </w:rPr>
+      </w:pPr>
+      <w:r>
+        <w:rPr>
+          <w:rFonts w:hint="default" w:ascii="Segoe UI" w:hAnsi="Segoe UI" w:eastAsia="Segoe UI" w:cs="Segoe UI"/>
+          <w:i w:val="0"/>
+          <w:iCs w:val="0"/>
+          <w:caps w:val="0"/>
+          <w:color w:val="000000"/>
+          <w:spacing w:val="0"/>
+          <w:sz w:val="24"/>
+          <w:szCs w:val="24"/>
+        </w:rPr>
+        <w:t xml:space="preserve">Multi-line comments start with </w:t>
+      </w:r>
+      <w:r>
+        <w:rPr>
+          <w:rStyle w:val="16"/>
+          <w:rFonts w:ascii="Consolas" w:hAnsi="Consolas" w:eastAsia="Consolas" w:cs="Consolas"/>
+          <w:i w:val="0"/>
+          <w:iCs w:val="0"/>
+          <w:caps w:val="0"/>
+          <w:color w:val="DC143C"/>
+          <w:spacing w:val="0"/>
+          <w:sz w:val="24"/>
+          <w:szCs w:val="24"/>
+          <w:bdr w:val="none" w:color="auto" w:sz="0" w:space="0"/>
+        </w:rPr>
+        <w:t>/*</w:t>
+      </w:r>
+      <w:r>
+        <w:rPr>
+          <w:rFonts w:hint="default" w:ascii="Segoe UI" w:hAnsi="Segoe UI" w:eastAsia="Segoe UI" w:cs="Segoe UI"/>
+          <w:i w:val="0"/>
+          <w:iCs w:val="0"/>
+          <w:caps w:val="0"/>
+          <w:color w:val="000000"/>
+          <w:spacing w:val="0"/>
+          <w:sz w:val="24"/>
+          <w:szCs w:val="24"/>
+        </w:rPr>
+        <w:t xml:space="preserve"> and ends with </w:t>
+      </w:r>
+      <w:r>
+        <w:rPr>
+          <w:rStyle w:val="16"/>
+          <w:rFonts w:hint="default" w:ascii="Consolas" w:hAnsi="Consolas" w:eastAsia="Consolas" w:cs="Consolas"/>
+          <w:i w:val="0"/>
+          <w:iCs w:val="0"/>
+          <w:caps w:val="0"/>
+          <w:color w:val="DC143C"/>
+          <w:spacing w:val="0"/>
+          <w:sz w:val="24"/>
+          <w:szCs w:val="24"/>
+          <w:bdr w:val="none" w:color="auto" w:sz="0" w:space="0"/>
+        </w:rPr>
+        <w:t>*/</w:t>
+      </w:r>
+      <w:r>
+        <w:rPr>
+          <w:rFonts w:hint="default" w:ascii="Segoe UI" w:hAnsi="Segoe UI" w:eastAsia="Segoe UI" w:cs="Segoe UI"/>
+          <w:i w:val="0"/>
+          <w:iCs w:val="0"/>
+          <w:caps w:val="0"/>
+          <w:color w:val="000000"/>
+          <w:spacing w:val="0"/>
+          <w:sz w:val="24"/>
+          <w:szCs w:val="24"/>
+        </w:rPr>
+        <w:t>.</w:t>
+      </w:r>
+    </w:p>
+    <w:p>
+      <w:pPr>
+        <w:pStyle w:val="19"/>
+        <w:keepNext w:val="0"/>
+        <w:keepLines w:val="0"/>
+        <w:widowControl/>
+        <w:suppressLineNumbers w:val="0"/>
+        <w:spacing w:before="252" w:beforeAutospacing="0" w:after="252" w:afterAutospacing="0"/>
+        <w:ind w:left="0" w:firstLine="0"/>
+        <w:rPr>
+          <w:rFonts w:hint="default" w:ascii="Segoe UI" w:hAnsi="Segoe UI" w:eastAsia="Segoe UI" w:cs="Segoe UI"/>
+          <w:i w:val="0"/>
+          <w:iCs w:val="0"/>
+          <w:caps w:val="0"/>
+          <w:color w:val="000000"/>
+          <w:spacing w:val="0"/>
+          <w:sz w:val="24"/>
+          <w:szCs w:val="24"/>
+        </w:rPr>
+      </w:pPr>
+      <w:r>
+        <w:rPr>
+          <w:rFonts w:hint="default" w:ascii="Segoe UI" w:hAnsi="Segoe UI" w:eastAsia="Segoe UI" w:cs="Segoe UI"/>
+          <w:i w:val="0"/>
+          <w:iCs w:val="0"/>
+          <w:caps w:val="0"/>
+          <w:color w:val="000000"/>
+          <w:spacing w:val="0"/>
+          <w:sz w:val="24"/>
+          <w:szCs w:val="24"/>
+        </w:rPr>
+        <w:t xml:space="preserve">Any text between </w:t>
+      </w:r>
+      <w:r>
+        <w:rPr>
+          <w:rStyle w:val="16"/>
+          <w:rFonts w:hint="default" w:ascii="Consolas" w:hAnsi="Consolas" w:eastAsia="Consolas" w:cs="Consolas"/>
+          <w:i w:val="0"/>
+          <w:iCs w:val="0"/>
+          <w:caps w:val="0"/>
+          <w:color w:val="DC143C"/>
+          <w:spacing w:val="0"/>
+          <w:sz w:val="24"/>
+          <w:szCs w:val="24"/>
+          <w:bdr w:val="none" w:color="auto" w:sz="0" w:space="0"/>
+        </w:rPr>
+        <w:t>/*</w:t>
+      </w:r>
+      <w:r>
+        <w:rPr>
+          <w:rFonts w:hint="default" w:ascii="Segoe UI" w:hAnsi="Segoe UI" w:eastAsia="Segoe UI" w:cs="Segoe UI"/>
+          <w:i w:val="0"/>
+          <w:iCs w:val="0"/>
+          <w:caps w:val="0"/>
+          <w:color w:val="000000"/>
+          <w:spacing w:val="0"/>
+          <w:sz w:val="24"/>
+          <w:szCs w:val="24"/>
+        </w:rPr>
+        <w:t xml:space="preserve"> and </w:t>
+      </w:r>
+      <w:r>
+        <w:rPr>
+          <w:rStyle w:val="16"/>
+          <w:rFonts w:hint="default" w:ascii="Consolas" w:hAnsi="Consolas" w:eastAsia="Consolas" w:cs="Consolas"/>
+          <w:i w:val="0"/>
+          <w:iCs w:val="0"/>
+          <w:caps w:val="0"/>
+          <w:color w:val="DC143C"/>
+          <w:spacing w:val="0"/>
+          <w:sz w:val="24"/>
+          <w:szCs w:val="24"/>
+          <w:bdr w:val="none" w:color="auto" w:sz="0" w:space="0"/>
+        </w:rPr>
+        <w:t>*/</w:t>
+      </w:r>
+      <w:r>
+        <w:rPr>
+          <w:rFonts w:hint="default" w:ascii="Segoe UI" w:hAnsi="Segoe UI" w:eastAsia="Segoe UI" w:cs="Segoe UI"/>
+          <w:i w:val="0"/>
+          <w:iCs w:val="0"/>
+          <w:caps w:val="0"/>
+          <w:color w:val="000000"/>
+          <w:spacing w:val="0"/>
+          <w:sz w:val="24"/>
+          <w:szCs w:val="24"/>
+        </w:rPr>
+        <w:t xml:space="preserve"> will be ignored by Java.</w:t>
+      </w:r>
+    </w:p>
+    <w:p>
+      <w:pPr>
+        <w:pStyle w:val="19"/>
+        <w:keepNext w:val="0"/>
+        <w:keepLines w:val="0"/>
+        <w:widowControl/>
+        <w:suppressLineNumbers w:val="0"/>
+        <w:spacing w:before="252" w:beforeAutospacing="0" w:after="252" w:afterAutospacing="0"/>
+        <w:ind w:left="0" w:firstLine="0"/>
+        <w:rPr>
+          <w:rFonts w:ascii="Consolas" w:hAnsi="Consolas" w:eastAsia="Consolas" w:cs="Consolas"/>
+          <w:i w:val="0"/>
+          <w:iCs w:val="0"/>
+          <w:caps w:val="0"/>
+          <w:color w:val="000000"/>
+          <w:spacing w:val="0"/>
+          <w:sz w:val="24"/>
+          <w:szCs w:val="24"/>
+        </w:rPr>
+      </w:pPr>
+      <w:r>
+        <w:rPr>
+          <w:rFonts w:hint="default" w:ascii="Segoe UI" w:hAnsi="Segoe UI" w:eastAsia="Segoe UI" w:cs="Segoe UI"/>
+          <w:i w:val="0"/>
+          <w:iCs w:val="0"/>
+          <w:caps w:val="0"/>
+          <w:color w:val="000000"/>
+          <w:spacing w:val="0"/>
+          <w:sz w:val="24"/>
+          <w:szCs w:val="24"/>
+          <w:lang w:val="en-IN"/>
+        </w:rPr>
+        <w:t>Ex :</w:t>
+      </w:r>
+      <w:r>
+        <w:rPr>
+          <w:rFonts w:hint="default" w:ascii="Consolas" w:hAnsi="Consolas" w:eastAsia="Consolas" w:cs="Consolas"/>
+          <w:i w:val="0"/>
+          <w:iCs w:val="0"/>
+          <w:caps w:val="0"/>
+          <w:color w:val="708090"/>
+          <w:spacing w:val="0"/>
+          <w:sz w:val="21"/>
+          <w:szCs w:val="21"/>
+          <w:bdr w:val="none" w:color="auto" w:sz="0" w:space="0"/>
+          <w:shd w:val="clear" w:fill="FFFFFF"/>
+        </w:rPr>
+        <w:t>/* The code below will print the words Hello World</w:t>
+      </w:r>
+      <w:r>
+        <w:rPr>
+          <w:rFonts w:hint="default" w:ascii="Consolas" w:hAnsi="Consolas" w:eastAsia="Consolas" w:cs="Consolas"/>
+          <w:i w:val="0"/>
+          <w:iCs w:val="0"/>
+          <w:caps w:val="0"/>
+          <w:color w:val="708090"/>
+          <w:spacing w:val="0"/>
+          <w:sz w:val="21"/>
+          <w:szCs w:val="21"/>
+          <w:bdr w:val="none" w:color="auto" w:sz="0" w:space="0"/>
+          <w:shd w:val="clear" w:fill="FFFFFF"/>
+          <w:lang w:val="en-IN"/>
+        </w:rPr>
+        <w:t xml:space="preserve"> </w:t>
+      </w:r>
+      <w:r>
+        <w:rPr>
+          <w:rFonts w:hint="default" w:ascii="Consolas" w:hAnsi="Consolas" w:eastAsia="Consolas" w:cs="Consolas"/>
+          <w:i w:val="0"/>
+          <w:iCs w:val="0"/>
+          <w:caps w:val="0"/>
+          <w:color w:val="708090"/>
+          <w:spacing w:val="0"/>
+          <w:sz w:val="21"/>
+          <w:szCs w:val="21"/>
+          <w:bdr w:val="none" w:color="auto" w:sz="0" w:space="0"/>
+          <w:shd w:val="clear" w:fill="FFFFFF"/>
+        </w:rPr>
+        <w:t>to the screen, and it is amazing */</w:t>
+      </w:r>
+    </w:p>
+    <w:p>
+      <w:pPr>
+        <w:pStyle w:val="19"/>
+        <w:keepNext w:val="0"/>
+        <w:keepLines w:val="0"/>
+        <w:widowControl/>
+        <w:suppressLineNumbers w:val="0"/>
+        <w:spacing w:before="252" w:beforeAutospacing="0" w:after="252" w:afterAutospacing="0"/>
+        <w:ind w:left="0" w:firstLine="0"/>
+        <w:rPr>
+          <w:rFonts w:hint="default" w:ascii="Segoe UI" w:hAnsi="Segoe UI" w:eastAsia="Segoe UI" w:cs="Segoe UI"/>
+          <w:i w:val="0"/>
+          <w:iCs w:val="0"/>
+          <w:caps w:val="0"/>
+          <w:color w:val="000000"/>
+          <w:spacing w:val="0"/>
+          <w:sz w:val="24"/>
+          <w:szCs w:val="24"/>
+        </w:rPr>
+      </w:pPr>
+    </w:p>
+    <w:p>
+      <w:pPr>
+        <w:rPr>
+          <w:rFonts w:hint="default" w:ascii="Consolas" w:hAnsi="Consolas" w:eastAsia="Consolas" w:cs="Consolas"/>
+          <w:i w:val="0"/>
+          <w:iCs w:val="0"/>
+          <w:caps w:val="0"/>
+          <w:color w:val="708090"/>
+          <w:spacing w:val="0"/>
+          <w:sz w:val="21"/>
+          <w:szCs w:val="21"/>
+          <w:bdr w:val="none" w:color="auto" w:sz="0" w:space="0"/>
+          <w:shd w:val="clear" w:fill="FFFFFF"/>
+        </w:rPr>
+      </w:pPr>
+    </w:p>
+    <w:p>
+      <w:pPr>
+        <w:rPr>
+          <w:rFonts w:hint="default" w:ascii="Segoe UI" w:hAnsi="Segoe UI" w:eastAsia="Segoe UI" w:cs="Segoe UI"/>
+          <w:i w:val="0"/>
+          <w:iCs w:val="0"/>
+          <w:caps w:val="0"/>
+          <w:color w:val="000000"/>
+          <w:spacing w:val="0"/>
+          <w:sz w:val="24"/>
+          <w:szCs w:val="24"/>
+          <w:shd w:val="clear" w:fill="FFFFFF"/>
+        </w:rPr>
+      </w:pPr>
+    </w:p>
+    <w:p>
+      <w:pPr>
+        <w:pStyle w:val="3"/>
+        <w:keepNext w:val="0"/>
+        <w:keepLines w:val="0"/>
+        <w:widowControl/>
+        <w:suppressLineNumbers w:val="0"/>
+        <w:spacing w:before="100" w:beforeAutospacing="0" w:after="100" w:afterAutospacing="0"/>
+        <w:ind w:left="0" w:right="0" w:firstLine="0"/>
+        <w:rPr>
+          <w:rFonts w:hint="default" w:ascii="Segoe UI" w:hAnsi="Segoe UI" w:eastAsia="Segoe UI" w:cs="Segoe UI"/>
+          <w:i w:val="0"/>
+          <w:iCs w:val="0"/>
+          <w:caps w:val="0"/>
+          <w:color w:val="000000"/>
+          <w:spacing w:val="0"/>
+          <w:sz w:val="24"/>
+          <w:szCs w:val="24"/>
+          <w:lang w:val="en-IN"/>
+        </w:rPr>
+      </w:pPr>
+    </w:p>
+    <w:p>
+      <w:pPr>
+        <w:rPr>
+          <w:rFonts w:hint="default" w:ascii="Segoe UI" w:hAnsi="Segoe UI" w:eastAsia="Segoe UI" w:cs="Segoe UI"/>
+          <w:i w:val="0"/>
+          <w:iCs w:val="0"/>
+          <w:caps w:val="0"/>
+          <w:color w:val="000000"/>
+          <w:spacing w:val="0"/>
+          <w:sz w:val="28"/>
+          <w:szCs w:val="28"/>
+          <w:shd w:val="clear" w:fill="FFFFFF"/>
+          <w:lang w:val="en-IN"/>
+        </w:rPr>
+      </w:pPr>
+    </w:p>
+    <w:p>
+      <w:pPr>
+        <w:rPr>
+          <w:rFonts w:hint="default" w:ascii="Consolas" w:hAnsi="Consolas" w:eastAsia="Consolas" w:cs="Consolas"/>
+          <w:i w:val="0"/>
+          <w:iCs w:val="0"/>
+          <w:caps w:val="0"/>
+          <w:color w:val="999999"/>
+          <w:spacing w:val="0"/>
+          <w:sz w:val="21"/>
+          <w:szCs w:val="21"/>
+          <w:bdr w:val="none" w:color="auto" w:sz="0" w:space="0"/>
+          <w:shd w:val="clear" w:fill="FFFFFF"/>
+          <w:lang w:val="en-IN"/>
+        </w:rPr>
+      </w:pPr>
+    </w:p>
+    <w:p>
+      <w:pPr>
+        <w:pStyle w:val="2"/>
+        <w:keepNext w:val="0"/>
+        <w:keepLines w:val="0"/>
+        <w:widowControl/>
+        <w:suppressLineNumbers w:val="0"/>
+        <w:pBdr>
+          <w:right w:val="none" w:color="auto" w:sz="0" w:space="0"/>
+        </w:pBdr>
+        <w:spacing w:before="100" w:beforeAutospacing="0" w:after="100" w:afterAutospacing="0"/>
+        <w:ind w:left="0" w:right="0" w:firstLine="0"/>
+        <w:rPr>
+          <w:rFonts w:ascii="Segoe UI" w:hAnsi="Segoe UI" w:eastAsia="Segoe UI" w:cs="Segoe UI"/>
+          <w:i w:val="0"/>
+          <w:iCs w:val="0"/>
+          <w:caps w:val="0"/>
+          <w:color w:val="000000"/>
+          <w:spacing w:val="0"/>
+          <w:sz w:val="32"/>
+          <w:szCs w:val="32"/>
+        </w:rPr>
+      </w:pPr>
+      <w:r>
+        <w:rPr>
+          <w:rFonts w:hint="default" w:ascii="Segoe UI" w:hAnsi="Segoe UI" w:eastAsia="Segoe UI" w:cs="Segoe UI"/>
+          <w:i w:val="0"/>
+          <w:iCs w:val="0"/>
+          <w:caps w:val="0"/>
+          <w:color w:val="000000"/>
+          <w:spacing w:val="0"/>
+          <w:sz w:val="32"/>
+          <w:szCs w:val="32"/>
+        </w:rPr>
+        <w:t>Java Variables</w:t>
+      </w:r>
+      <w:bookmarkStart w:id="0" w:name="_GoBack"/>
+      <w:bookmarkEnd w:id="0"/>
+    </w:p>
+    <w:p>
+      <w:pPr>
+        <w:rPr>
+          <w:rFonts w:hint="default" w:ascii="Consolas" w:hAnsi="Consolas" w:eastAsia="Consolas" w:cs="Consolas"/>
+          <w:i w:val="0"/>
+          <w:iCs w:val="0"/>
+          <w:caps w:val="0"/>
+          <w:color w:val="999999"/>
+          <w:spacing w:val="0"/>
+          <w:sz w:val="21"/>
+          <w:szCs w:val="21"/>
+          <w:bdr w:val="none" w:color="auto" w:sz="0" w:space="0"/>
+          <w:shd w:val="clear" w:fill="FFFFFF"/>
+          <w:lang w:val="en-IN"/>
+        </w:rPr>
+      </w:pPr>
+    </w:p>
+    <w:p>
+      <w:pPr>
+        <w:rPr>
+          <w:rFonts w:hint="default" w:ascii="Consolas" w:hAnsi="Consolas" w:eastAsia="Consolas" w:cs="Consolas"/>
+          <w:i w:val="0"/>
+          <w:iCs w:val="0"/>
+          <w:caps w:val="0"/>
+          <w:color w:val="999999"/>
+          <w:spacing w:val="0"/>
+          <w:sz w:val="21"/>
+          <w:szCs w:val="21"/>
+          <w:bdr w:val="none" w:color="auto" w:sz="0" w:space="0"/>
+          <w:shd w:val="clear" w:fill="FFFFFF"/>
+        </w:rPr>
+      </w:pPr>
+    </w:p>
+    <w:p>
+      <w:pPr>
+        <w:rPr>
+          <w:rFonts w:hint="default" w:ascii="Segoe UI" w:hAnsi="Segoe UI" w:eastAsia="Segoe UI" w:cs="Segoe UI"/>
+          <w:i w:val="0"/>
+          <w:iCs w:val="0"/>
+          <w:caps w:val="0"/>
+          <w:color w:val="000000"/>
+          <w:spacing w:val="0"/>
+          <w:sz w:val="24"/>
+          <w:szCs w:val="24"/>
+          <w:shd w:val="clear" w:fill="FFFFFF"/>
+          <w:lang w:val="en-IN"/>
+        </w:rPr>
+      </w:pPr>
+    </w:p>
+    <w:p>
+      <w:pPr>
+        <w:rPr>
+          <w:rFonts w:hint="default"/>
+        </w:rPr>
+      </w:pPr>
+    </w:p>
+    <w:p>
+      <w:pPr>
+        <w:rPr>
+          <w:rFonts w:hint="default" w:ascii="Segoe UI" w:hAnsi="Segoe UI" w:eastAsia="Segoe UI" w:cs="Segoe UI"/>
+          <w:i w:val="0"/>
+          <w:iCs w:val="0"/>
+          <w:caps w:val="0"/>
+          <w:color w:val="000000"/>
+          <w:spacing w:val="0"/>
+          <w:sz w:val="24"/>
+          <w:szCs w:val="24"/>
+          <w:shd w:val="clear" w:fill="FFFFFF"/>
+          <w:lang w:val="en-IN"/>
+        </w:rPr>
+      </w:pPr>
+    </w:p>
+    <w:p>
+      <w:pPr>
+        <w:rPr>
+          <w:rFonts w:hint="default" w:ascii="Segoe UI" w:hAnsi="Segoe UI" w:eastAsia="Segoe UI" w:cs="Segoe UI"/>
+          <w:i w:val="0"/>
+          <w:iCs w:val="0"/>
+          <w:caps w:val="0"/>
+          <w:color w:val="000000"/>
+          <w:spacing w:val="0"/>
+          <w:sz w:val="24"/>
+          <w:szCs w:val="24"/>
+          <w:shd w:val="clear" w:fill="FFFFFF"/>
+          <w:lang w:val="en-IN"/>
+        </w:rPr>
+      </w:pPr>
+    </w:p>
     <w:p>
       <w:pPr>
         <w:rPr>
@@ -3297,10 +5143,10 @@
     <w:lsdException w:uiPriority="99" w:name="HTML Acronym"/>
     <w:lsdException w:uiPriority="99" w:name="HTML Address"/>
     <w:lsdException w:uiPriority="99" w:name="HTML Cite"/>
-    <w:lsdException w:uiPriority="99" w:name="HTML Code"/>
+    <w:lsdException w:qFormat="1" w:uiPriority="99" w:name="HTML Code"/>
     <w:lsdException w:uiPriority="99" w:name="HTML Definition"/>
     <w:lsdException w:uiPriority="99" w:name="HTML Keyboard"/>
-    <w:lsdException w:uiPriority="99" w:name="HTML Preformatted"/>
+    <w:lsdException w:qFormat="1" w:uiPriority="99" w:name="HTML Preformatted"/>
     <w:lsdException w:uiPriority="99" w:name="HTML Sample"/>
     <w:lsdException w:uiPriority="99" w:name="HTML Typewriter"/>
     <w:lsdException w:uiPriority="99" w:name="HTML Variable"/>
@@ -3473,7 +5319,7 @@
     <w:name w:val="heading 1"/>
     <w:basedOn w:val="1"/>
     <w:next w:val="1"/>
-    <w:link w:val="22"/>
+    <w:link w:val="23"/>
     <w:qFormat/>
     <w:uiPriority w:val="9"/>
     <w:pPr>
@@ -3493,7 +5339,7 @@
     <w:name w:val="heading 2"/>
     <w:basedOn w:val="1"/>
     <w:next w:val="1"/>
-    <w:link w:val="23"/>
+    <w:link w:val="24"/>
     <w:unhideWhenUsed/>
     <w:qFormat/>
     <w:uiPriority w:val="9"/>
@@ -3514,7 +5360,7 @@
     <w:name w:val="heading 3"/>
     <w:basedOn w:val="1"/>
     <w:next w:val="1"/>
-    <w:link w:val="24"/>
+    <w:link w:val="25"/>
     <w:semiHidden/>
     <w:unhideWhenUsed/>
     <w:qFormat/>
@@ -3536,7 +5382,7 @@
     <w:name w:val="heading 4"/>
     <w:basedOn w:val="1"/>
     <w:next w:val="1"/>
-    <w:link w:val="25"/>
+    <w:link w:val="26"/>
     <w:semiHidden/>
     <w:unhideWhenUsed/>
     <w:qFormat/>
@@ -3558,7 +5404,7 @@
     <w:name w:val="heading 5"/>
     <w:basedOn w:val="1"/>
     <w:next w:val="1"/>
-    <w:link w:val="26"/>
+    <w:link w:val="27"/>
     <w:semiHidden/>
     <w:unhideWhenUsed/>
     <w:qFormat/>
@@ -3578,7 +5424,7 @@
     <w:name w:val="heading 6"/>
     <w:basedOn w:val="1"/>
     <w:next w:val="1"/>
-    <w:link w:val="27"/>
+    <w:link w:val="28"/>
     <w:semiHidden/>
     <w:unhideWhenUsed/>
     <w:qFormat/>
@@ -3608,7 +5454,7 @@
     <w:name w:val="heading 7"/>
     <w:basedOn w:val="1"/>
     <w:next w:val="1"/>
-    <w:link w:val="28"/>
+    <w:link w:val="29"/>
     <w:semiHidden/>
     <w:unhideWhenUsed/>
     <w:qFormat/>
@@ -3636,7 +5482,7 @@
     <w:name w:val="heading 8"/>
     <w:basedOn w:val="1"/>
     <w:next w:val="1"/>
-    <w:link w:val="29"/>
+    <w:link w:val="30"/>
     <w:semiHidden/>
     <w:unhideWhenUsed/>
     <w:qFormat/>
@@ -3666,7 +5512,7 @@
     <w:name w:val="heading 9"/>
     <w:basedOn w:val="1"/>
     <w:next w:val="1"/>
-    <w:link w:val="30"/>
+    <w:link w:val="31"/>
     <w:semiHidden/>
     <w:unhideWhenUsed/>
     <w:qFormat/>
@@ -3724,7 +5570,7 @@
   <w:style w:type="paragraph" w:styleId="14">
     <w:name w:val="footer"/>
     <w:basedOn w:val="1"/>
-    <w:link w:val="41"/>
+    <w:link w:val="42"/>
     <w:unhideWhenUsed/>
     <w:uiPriority w:val="99"/>
     <w:pPr>
@@ -3738,7 +5584,7 @@
   <w:style w:type="paragraph" w:styleId="15">
     <w:name w:val="header"/>
     <w:basedOn w:val="1"/>
-    <w:link w:val="40"/>
+    <w:link w:val="41"/>
     <w:unhideWhenUsed/>
     <w:uiPriority w:val="99"/>
     <w:pPr>
@@ -3754,6 +5600,7 @@
     <w:basedOn w:val="11"/>
     <w:semiHidden/>
     <w:unhideWhenUsed/>
+    <w:qFormat/>
     <w:uiPriority w:val="99"/>
     <w:rPr>
       <w:rFonts w:ascii="Courier New" w:hAnsi="Courier New" w:cs="Courier New"/>
@@ -3765,6 +5612,7 @@
     <w:name w:val="HTML Preformatted"/>
     <w:semiHidden/>
     <w:unhideWhenUsed/>
+    <w:qFormat/>
     <w:uiPriority w:val="99"/>
     <w:pPr>
       <w:tabs>
@@ -3806,7 +5654,24 @@
       <w:u w:val="none"/>
     </w:rPr>
   </w:style>
-  <w:style w:type="character" w:styleId="19">
+  <w:style w:type="paragraph" w:styleId="19">
+    <w:name w:val="Normal (Web)"/>
+    <w:semiHidden/>
+    <w:unhideWhenUsed/>
+    <w:uiPriority w:val="99"/>
+    <w:pPr>
+      <w:spacing w:before="0" w:beforeAutospacing="1" w:after="0" w:afterAutospacing="1"/>
+      <w:ind w:left="0" w:right="0"/>
+      <w:jc w:val="left"/>
+    </w:pPr>
+    <w:rPr>
+      <w:kern w:val="0"/>
+      <w:sz w:val="24"/>
+      <w:szCs w:val="24"/>
+      <w:lang w:val="en-US" w:eastAsia="zh-CN" w:bidi="ar"/>
+    </w:rPr>
+  </w:style>
+  <w:style w:type="character" w:styleId="20">
     <w:name w:val="Strong"/>
     <w:basedOn w:val="11"/>
     <w:qFormat/>
@@ -3816,11 +5681,11 @@
       <w:bCs/>
     </w:rPr>
   </w:style>
-  <w:style w:type="paragraph" w:styleId="20">
+  <w:style w:type="paragraph" w:styleId="21">
     <w:name w:val="Subtitle"/>
     <w:basedOn w:val="1"/>
     <w:next w:val="1"/>
-    <w:link w:val="32"/>
+    <w:link w:val="33"/>
     <w:qFormat/>
     <w:uiPriority w:val="11"/>
     <w:rPr>
@@ -3839,11 +5704,11 @@
       </w14:textFill>
     </w:rPr>
   </w:style>
-  <w:style w:type="paragraph" w:styleId="21">
+  <w:style w:type="paragraph" w:styleId="22">
     <w:name w:val="Title"/>
     <w:basedOn w:val="1"/>
     <w:next w:val="1"/>
-    <w:link w:val="31"/>
+    <w:link w:val="32"/>
     <w:qFormat/>
     <w:uiPriority w:val="10"/>
     <w:pPr>
@@ -3858,7 +5723,7 @@
       <w:szCs w:val="56"/>
     </w:rPr>
   </w:style>
-  <w:style w:type="character" w:customStyle="1" w:styleId="22">
+  <w:style w:type="character" w:customStyle="1" w:styleId="23">
     <w:name w:val="Heading 1 Char"/>
     <w:basedOn w:val="11"/>
     <w:link w:val="2"/>
@@ -3870,7 +5735,7 @@
       <w:szCs w:val="40"/>
     </w:rPr>
   </w:style>
-  <w:style w:type="character" w:customStyle="1" w:styleId="23">
+  <w:style w:type="character" w:customStyle="1" w:styleId="24">
     <w:name w:val="Heading 2 Char"/>
     <w:basedOn w:val="11"/>
     <w:link w:val="3"/>
@@ -3883,7 +5748,7 @@
       <w:szCs w:val="32"/>
     </w:rPr>
   </w:style>
-  <w:style w:type="character" w:customStyle="1" w:styleId="24">
+  <w:style w:type="character" w:customStyle="1" w:styleId="25">
     <w:name w:val="Heading 3 Char"/>
     <w:basedOn w:val="11"/>
     <w:link w:val="4"/>
@@ -3897,7 +5762,7 @@
       <w:szCs w:val="28"/>
     </w:rPr>
   </w:style>
-  <w:style w:type="character" w:customStyle="1" w:styleId="25">
+  <w:style w:type="character" w:customStyle="1" w:styleId="26">
     <w:name w:val="Heading 4 Char"/>
     <w:basedOn w:val="11"/>
     <w:link w:val="5"/>
@@ -3911,7 +5776,7 @@
       <w:color w:val="2F5597" w:themeColor="accent1" w:themeShade="BF"/>
     </w:rPr>
   </w:style>
-  <w:style w:type="character" w:customStyle="1" w:styleId="26">
+  <w:style w:type="character" w:customStyle="1" w:styleId="27">
     <w:name w:val="Heading 5 Char"/>
     <w:basedOn w:val="11"/>
     <w:link w:val="6"/>
@@ -3923,7 +5788,7 @@
       <w:color w:val="2F5597" w:themeColor="accent1" w:themeShade="BF"/>
     </w:rPr>
   </w:style>
-  <w:style w:type="character" w:customStyle="1" w:styleId="27">
+  <w:style w:type="character" w:customStyle="1" w:styleId="28">
     <w:name w:val="Heading 6 Char"/>
     <w:basedOn w:val="11"/>
     <w:link w:val="7"/>
@@ -3944,7 +5809,7 @@
       </w14:textFill>
     </w:rPr>
   </w:style>
-  <w:style w:type="character" w:customStyle="1" w:styleId="28">
+  <w:style w:type="character" w:customStyle="1" w:styleId="29">
     <w:name w:val="Heading 7 Char"/>
     <w:basedOn w:val="11"/>
     <w:link w:val="8"/>
@@ -3964,7 +5829,7 @@
       </w14:textFill>
     </w:rPr>
   </w:style>
-  <w:style w:type="character" w:customStyle="1" w:styleId="29">
+  <w:style w:type="character" w:customStyle="1" w:styleId="30">
     <w:name w:val="Heading 8 Char"/>
     <w:basedOn w:val="11"/>
     <w:link w:val="9"/>
@@ -3986,7 +5851,7 @@
       </w14:textFill>
     </w:rPr>
   </w:style>
-  <w:style w:type="character" w:customStyle="1" w:styleId="30">
+  <w:style w:type="character" w:customStyle="1" w:styleId="31">
     <w:name w:val="Heading 9 Char"/>
     <w:basedOn w:val="11"/>
     <w:link w:val="10"/>
@@ -4006,10 +5871,10 @@
       </w14:textFill>
     </w:rPr>
   </w:style>
-  <w:style w:type="character" w:customStyle="1" w:styleId="31">
+  <w:style w:type="character" w:customStyle="1" w:styleId="32">
     <w:name w:val="Title Char"/>
     <w:basedOn w:val="11"/>
-    <w:link w:val="21"/>
+    <w:link w:val="22"/>
     <w:qFormat/>
     <w:uiPriority w:val="10"/>
     <w:rPr>
@@ -4020,10 +5885,10 @@
       <w:szCs w:val="56"/>
     </w:rPr>
   </w:style>
-  <w:style w:type="character" w:customStyle="1" w:styleId="32">
+  <w:style w:type="character" w:customStyle="1" w:styleId="33">
     <w:name w:val="Subtitle Char"/>
     <w:basedOn w:val="11"/>
-    <w:link w:val="20"/>
+    <w:link w:val="21"/>
     <w:qFormat/>
     <w:uiPriority w:val="11"/>
     <w:rPr>
@@ -4042,11 +5907,11 @@
       </w14:textFill>
     </w:rPr>
   </w:style>
-  <w:style w:type="paragraph" w:styleId="33">
+  <w:style w:type="paragraph" w:styleId="34">
     <w:name w:val="Quote"/>
     <w:basedOn w:val="1"/>
     <w:next w:val="1"/>
-    <w:link w:val="34"/>
+    <w:link w:val="35"/>
     <w:qFormat/>
     <w:uiPriority w:val="29"/>
     <w:pPr>
@@ -4067,10 +5932,10 @@
       </w14:textFill>
     </w:rPr>
   </w:style>
-  <w:style w:type="character" w:customStyle="1" w:styleId="34">
+  <w:style w:type="character" w:customStyle="1" w:styleId="35">
     <w:name w:val="Quote Char"/>
     <w:basedOn w:val="11"/>
-    <w:link w:val="33"/>
+    <w:link w:val="34"/>
     <w:uiPriority w:val="29"/>
     <w:rPr>
       <w:i/>
@@ -4086,7 +5951,7 @@
       </w14:textFill>
     </w:rPr>
   </w:style>
-  <w:style w:type="paragraph" w:styleId="35">
+  <w:style w:type="paragraph" w:styleId="36">
     <w:name w:val="List Paragraph"/>
     <w:basedOn w:val="1"/>
     <w:qFormat/>
@@ -4096,7 +5961,7 @@
       <w:contextualSpacing/>
     </w:pPr>
   </w:style>
-  <w:style w:type="character" w:customStyle="1" w:styleId="36">
+  <w:style w:type="character" w:customStyle="1" w:styleId="37">
     <w:name w:val="Intense Emphasis"/>
     <w:basedOn w:val="11"/>
     <w:qFormat/>
@@ -4107,11 +5972,11 @@
       <w:color w:val="2F5597" w:themeColor="accent1" w:themeShade="BF"/>
     </w:rPr>
   </w:style>
-  <w:style w:type="paragraph" w:styleId="37">
+  <w:style w:type="paragraph" w:styleId="38">
     <w:name w:val="Intense Quote"/>
     <w:basedOn w:val="1"/>
     <w:next w:val="1"/>
-    <w:link w:val="38"/>
+    <w:link w:val="39"/>
     <w:qFormat/>
     <w:uiPriority w:val="30"/>
     <w:pPr>
@@ -4129,10 +5994,10 @@
       <w:color w:val="2F5597" w:themeColor="accent1" w:themeShade="BF"/>
     </w:rPr>
   </w:style>
-  <w:style w:type="character" w:customStyle="1" w:styleId="38">
+  <w:style w:type="character" w:customStyle="1" w:styleId="39">
     <w:name w:val="Intense Quote Char"/>
     <w:basedOn w:val="11"/>
-    <w:link w:val="37"/>
+    <w:link w:val="38"/>
     <w:uiPriority w:val="30"/>
     <w:rPr>
       <w:i/>
@@ -4140,7 +6005,7 @@
       <w:color w:val="2F5597" w:themeColor="accent1" w:themeShade="BF"/>
     </w:rPr>
   </w:style>
-  <w:style w:type="character" w:customStyle="1" w:styleId="39">
+  <w:style w:type="character" w:customStyle="1" w:styleId="40">
     <w:name w:val="Intense Reference"/>
     <w:basedOn w:val="11"/>
     <w:qFormat/>
@@ -4153,16 +6018,17 @@
       <w:spacing w:val="5"/>
     </w:rPr>
   </w:style>
-  <w:style w:type="character" w:customStyle="1" w:styleId="40">
+  <w:style w:type="character" w:customStyle="1" w:styleId="41">
     <w:name w:val="Header Char"/>
     <w:basedOn w:val="11"/>
     <w:link w:val="15"/>
     <w:uiPriority w:val="99"/>
   </w:style>
-  <w:style w:type="character" w:customStyle="1" w:styleId="41">
+  <w:style w:type="character" w:customStyle="1" w:styleId="42">
     <w:name w:val="Footer Char"/>
     <w:basedOn w:val="11"/>
     <w:link w:val="14"/>
+    <w:qFormat/>
     <w:uiPriority w:val="99"/>
   </w:style>
 </w:styles>
